--- a/documents/thesis_final_v1.3.docx
+++ b/documents/thesis_final_v1.3.docx
@@ -633,125 +633,125 @@
       <w:pPr>
         <w:pStyle w:val="Heading1"/>
       </w:pPr>
-      <w:bookmarkStart w:id="0" w:name="authentication-of-work"/>
-      <w:bookmarkStart w:id="1" w:name="_Toc231913419"/>
+      <w:bookmarkStart w:id="0" w:name="_Toc231913419"/>
+      <w:bookmarkStart w:id="1" w:name="authentication-of-work"/>
       <w:r>
         <w:lastRenderedPageBreak/>
         <w:t>Authentication of Work</w:t>
       </w:r>
+      <w:bookmarkEnd w:id="0"/>
+    </w:p>
+    <w:p>
+      <w:pPr>
+        <w:pStyle w:val="FirstParagraph"/>
+      </w:pPr>
+      <w:r>
+        <w:t>I, Aliaksei Malashonak (Student ID: 19795, Matriculation Number: 24891798), hereby declare that this thesis, submitted in partial fulfillment of the requirements for the degree of Executive Master of Business Administration at SBS Swiss Business School, Kloten-Zurich, Switzerland, is my own work. All sources consulted have been acknowledged in the references. This thesis has not been submitted for any other degree or qualification at any other institution.</w:t>
+      </w:r>
+    </w:p>
+    <w:p>
+      <w:pPr>
+        <w:pStyle w:val="BodyText"/>
+      </w:pPr>
+      <w:r>
+        <w:t xml:space="preserve">Signature: </w:t>
+      </w:r>
+      <w:r>
+        <w:tab/>
+      </w:r>
+      <w:r>
+        <w:tab/>
+      </w:r>
+      <w:r>
+        <w:tab/>
+      </w:r>
+      <w:r>
+        <w:t>______________________________</w:t>
+      </w:r>
+    </w:p>
+    <w:p>
+      <w:pPr>
+        <w:pStyle w:val="BodyText"/>
+      </w:pPr>
+      <w:r>
+        <w:t xml:space="preserve">Date: </w:t>
+      </w:r>
+      <w:r>
+        <w:tab/>
+      </w:r>
+      <w:r>
+        <w:tab/>
+      </w:r>
+      <w:r>
+        <w:tab/>
+      </w:r>
+      <w:r>
+        <w:tab/>
+      </w:r>
+      <w:r>
+        <w:t>______________________________</w:t>
+      </w:r>
+    </w:p>
+    <w:p>
+      <w:pPr>
+        <w:pStyle w:val="BodyText"/>
+      </w:pPr>
+      <w:r>
+        <w:t>Mentor certification: I, Dr. Stefano Canossa, confirm that this thesis meets the academic standards required for the Executive Master of Business Administration program at SBS Swiss Business School.</w:t>
+      </w:r>
+    </w:p>
+    <w:p>
+      <w:pPr>
+        <w:pStyle w:val="BodyText"/>
+      </w:pPr>
+      <w:r>
+        <w:t xml:space="preserve">Mentor signature: </w:t>
+      </w:r>
+      <w:r>
+        <w:tab/>
+      </w:r>
+      <w:r>
+        <w:tab/>
+      </w:r>
+      <w:r>
+        <w:t>______________________________</w:t>
+      </w:r>
+    </w:p>
+    <w:p>
+      <w:pPr>
+        <w:pStyle w:val="BodyText"/>
+      </w:pPr>
+      <w:r>
+        <w:t xml:space="preserve">Date: </w:t>
+      </w:r>
+      <w:r>
+        <w:tab/>
+      </w:r>
+      <w:r>
+        <w:tab/>
+      </w:r>
+      <w:r>
+        <w:tab/>
+      </w:r>
+      <w:r>
+        <w:tab/>
+      </w:r>
+      <w:r>
+        <w:t>______________________________</w:t>
+      </w:r>
+    </w:p>
+    <w:p>
+      <w:pPr>
+        <w:pStyle w:val="Heading1"/>
+      </w:pPr>
+      <w:bookmarkStart w:id="2" w:name="_Toc231913420"/>
+      <w:bookmarkStart w:id="3" w:name="foreword"/>
       <w:bookmarkEnd w:id="1"/>
-    </w:p>
-    <w:p>
-      <w:pPr>
-        <w:pStyle w:val="FirstParagraph"/>
-      </w:pPr>
-      <w:r>
-        <w:t>I, Aliaksei Malashonak (Student ID: 19795, Matriculation Number: 24891798), hereby declare that this thesis, submitted in partial fulfillment of the requirements for the degree of Executive Master of Business Administration at SBS Swiss Business School, Kloten-Zurich, Switzerland, is my own work. All sources consulted have been acknowledged in the references. This thesis has not been submitted for any other degree or qualification at any other institution.</w:t>
-      </w:r>
-    </w:p>
-    <w:p>
-      <w:pPr>
-        <w:pStyle w:val="BodyText"/>
-      </w:pPr>
-      <w:r>
-        <w:t xml:space="preserve">Signature: </w:t>
-      </w:r>
-      <w:r>
-        <w:tab/>
-      </w:r>
-      <w:r>
-        <w:tab/>
-      </w:r>
-      <w:r>
-        <w:tab/>
-      </w:r>
-      <w:r>
-        <w:t>______________________________</w:t>
-      </w:r>
-    </w:p>
-    <w:p>
-      <w:pPr>
-        <w:pStyle w:val="BodyText"/>
-      </w:pPr>
-      <w:r>
-        <w:t xml:space="preserve">Date: </w:t>
-      </w:r>
-      <w:r>
-        <w:tab/>
-      </w:r>
-      <w:r>
-        <w:tab/>
-      </w:r>
-      <w:r>
-        <w:tab/>
-      </w:r>
-      <w:r>
-        <w:tab/>
-      </w:r>
-      <w:r>
-        <w:t>______________________________</w:t>
-      </w:r>
-    </w:p>
-    <w:p>
-      <w:pPr>
-        <w:pStyle w:val="BodyText"/>
-      </w:pPr>
-      <w:r>
-        <w:t>Mentor certification: I, Dr. Stefano Canossa, confirm that this thesis meets the academic standards required for the Executive Master of Business Administration program at SBS Swiss Business School.</w:t>
-      </w:r>
-    </w:p>
-    <w:p>
-      <w:pPr>
-        <w:pStyle w:val="BodyText"/>
-      </w:pPr>
-      <w:r>
-        <w:t xml:space="preserve">Mentor signature: </w:t>
-      </w:r>
-      <w:r>
-        <w:tab/>
-      </w:r>
-      <w:r>
-        <w:tab/>
-      </w:r>
-      <w:r>
-        <w:t>______________________________</w:t>
-      </w:r>
-    </w:p>
-    <w:p>
-      <w:pPr>
-        <w:pStyle w:val="BodyText"/>
-      </w:pPr>
-      <w:r>
-        <w:t xml:space="preserve">Date: </w:t>
-      </w:r>
-      <w:r>
-        <w:tab/>
-      </w:r>
-      <w:r>
-        <w:tab/>
-      </w:r>
-      <w:r>
-        <w:tab/>
-      </w:r>
-      <w:r>
-        <w:tab/>
-      </w:r>
-      <w:r>
-        <w:t>______________________________</w:t>
-      </w:r>
-    </w:p>
-    <w:p>
-      <w:pPr>
-        <w:pStyle w:val="Heading1"/>
-      </w:pPr>
-      <w:bookmarkStart w:id="2" w:name="foreword"/>
-      <w:bookmarkStart w:id="3" w:name="_Toc231913420"/>
-      <w:bookmarkEnd w:id="0"/>
       <w:r>
         <w:lastRenderedPageBreak/>
         <w:t>Foreword</w:t>
       </w:r>
-      <w:bookmarkEnd w:id="3"/>
+      <w:bookmarkEnd w:id="2"/>
     </w:p>
     <w:p>
       <w:pPr>
@@ -811,7 +811,6 @@
           <w:noProof/>
           <w:kern w:val="2"/>
           <w:sz w:val="24"/>
-          <w:lang/>
           <w14:ligatures w14:val="standardContextual"/>
         </w:rPr>
       </w:pPr>
@@ -884,7 +883,6 @@
           <w:noProof/>
           <w:kern w:val="2"/>
           <w:sz w:val="24"/>
-          <w:lang/>
           <w14:ligatures w14:val="standardContextual"/>
         </w:rPr>
       </w:pPr>
@@ -957,7 +955,6 @@
           <w:noProof/>
           <w:kern w:val="2"/>
           <w:sz w:val="24"/>
-          <w:lang/>
           <w14:ligatures w14:val="standardContextual"/>
         </w:rPr>
       </w:pPr>
@@ -1030,7 +1027,6 @@
           <w:noProof/>
           <w:kern w:val="2"/>
           <w:sz w:val="24"/>
-          <w:lang/>
           <w14:ligatures w14:val="standardContextual"/>
         </w:rPr>
       </w:pPr>
@@ -1103,7 +1099,6 @@
           <w:noProof/>
           <w:kern w:val="2"/>
           <w:sz w:val="24"/>
-          <w:lang/>
           <w14:ligatures w14:val="standardContextual"/>
         </w:rPr>
       </w:pPr>
@@ -1176,7 +1171,6 @@
           <w:noProof/>
           <w:kern w:val="2"/>
           <w:sz w:val="24"/>
-          <w:lang/>
           <w14:ligatures w14:val="standardContextual"/>
         </w:rPr>
       </w:pPr>
@@ -1249,7 +1243,6 @@
           <w:noProof/>
           <w:kern w:val="2"/>
           <w:sz w:val="24"/>
-          <w:lang/>
           <w14:ligatures w14:val="standardContextual"/>
         </w:rPr>
       </w:pPr>
@@ -1322,7 +1315,6 @@
           <w:noProof/>
           <w:kern w:val="2"/>
           <w:sz w:val="24"/>
-          <w:lang/>
           <w14:ligatures w14:val="standardContextual"/>
         </w:rPr>
       </w:pPr>
@@ -1395,7 +1387,6 @@
           <w:noProof/>
           <w:kern w:val="2"/>
           <w:sz w:val="24"/>
-          <w:lang/>
           <w14:ligatures w14:val="standardContextual"/>
         </w:rPr>
       </w:pPr>
@@ -1468,7 +1459,6 @@
           <w:noProof/>
           <w:kern w:val="2"/>
           <w:sz w:val="24"/>
-          <w:lang/>
           <w14:ligatures w14:val="standardContextual"/>
         </w:rPr>
       </w:pPr>
@@ -1541,7 +1531,6 @@
           <w:noProof/>
           <w:kern w:val="2"/>
           <w:sz w:val="24"/>
-          <w:lang/>
           <w14:ligatures w14:val="standardContextual"/>
         </w:rPr>
       </w:pPr>
@@ -1614,7 +1603,6 @@
           <w:noProof/>
           <w:kern w:val="2"/>
           <w:sz w:val="24"/>
-          <w:lang/>
           <w14:ligatures w14:val="standardContextual"/>
         </w:rPr>
       </w:pPr>
@@ -1687,7 +1675,6 @@
           <w:noProof/>
           <w:kern w:val="2"/>
           <w:sz w:val="24"/>
-          <w:lang/>
           <w14:ligatures w14:val="standardContextual"/>
         </w:rPr>
       </w:pPr>
@@ -1760,7 +1747,6 @@
           <w:noProof/>
           <w:kern w:val="2"/>
           <w:sz w:val="24"/>
-          <w:lang/>
           <w14:ligatures w14:val="standardContextual"/>
         </w:rPr>
       </w:pPr>
@@ -1833,7 +1819,6 @@
           <w:noProof/>
           <w:kern w:val="2"/>
           <w:sz w:val="24"/>
-          <w:lang/>
           <w14:ligatures w14:val="standardContextual"/>
         </w:rPr>
       </w:pPr>
@@ -1906,7 +1891,6 @@
           <w:noProof/>
           <w:kern w:val="2"/>
           <w:sz w:val="24"/>
-          <w:lang/>
           <w14:ligatures w14:val="standardContextual"/>
         </w:rPr>
       </w:pPr>
@@ -1979,7 +1963,6 @@
           <w:noProof/>
           <w:kern w:val="2"/>
           <w:sz w:val="24"/>
-          <w:lang/>
           <w14:ligatures w14:val="standardContextual"/>
         </w:rPr>
       </w:pPr>
@@ -2052,7 +2035,6 @@
           <w:noProof/>
           <w:kern w:val="2"/>
           <w:sz w:val="24"/>
-          <w:lang/>
           <w14:ligatures w14:val="standardContextual"/>
         </w:rPr>
       </w:pPr>
@@ -2125,7 +2107,6 @@
           <w:noProof/>
           <w:kern w:val="2"/>
           <w:sz w:val="24"/>
-          <w:lang/>
           <w14:ligatures w14:val="standardContextual"/>
         </w:rPr>
       </w:pPr>
@@ -2198,7 +2179,6 @@
           <w:noProof/>
           <w:kern w:val="2"/>
           <w:sz w:val="24"/>
-          <w:lang/>
           <w14:ligatures w14:val="standardContextual"/>
         </w:rPr>
       </w:pPr>
@@ -2271,7 +2251,6 @@
           <w:noProof/>
           <w:kern w:val="2"/>
           <w:sz w:val="24"/>
-          <w:lang/>
           <w14:ligatures w14:val="standardContextual"/>
         </w:rPr>
       </w:pPr>
@@ -2344,7 +2323,6 @@
           <w:noProof/>
           <w:kern w:val="2"/>
           <w:sz w:val="24"/>
-          <w:lang/>
           <w14:ligatures w14:val="standardContextual"/>
         </w:rPr>
       </w:pPr>
@@ -2417,7 +2395,6 @@
           <w:noProof/>
           <w:kern w:val="2"/>
           <w:sz w:val="24"/>
-          <w:lang/>
           <w14:ligatures w14:val="standardContextual"/>
         </w:rPr>
       </w:pPr>
@@ -2490,7 +2467,6 @@
           <w:noProof/>
           <w:kern w:val="2"/>
           <w:sz w:val="24"/>
-          <w:lang/>
           <w14:ligatures w14:val="standardContextual"/>
         </w:rPr>
       </w:pPr>
@@ -2563,7 +2539,6 @@
           <w:noProof/>
           <w:kern w:val="2"/>
           <w:sz w:val="24"/>
-          <w:lang/>
           <w14:ligatures w14:val="standardContextual"/>
         </w:rPr>
       </w:pPr>
@@ -2636,7 +2611,6 @@
           <w:noProof/>
           <w:kern w:val="2"/>
           <w:sz w:val="24"/>
-          <w:lang/>
           <w14:ligatures w14:val="standardContextual"/>
         </w:rPr>
       </w:pPr>
@@ -2709,7 +2683,6 @@
           <w:noProof/>
           <w:kern w:val="2"/>
           <w:sz w:val="24"/>
-          <w:lang/>
           <w14:ligatures w14:val="standardContextual"/>
         </w:rPr>
       </w:pPr>
@@ -2782,7 +2755,6 @@
           <w:noProof/>
           <w:kern w:val="2"/>
           <w:sz w:val="24"/>
-          <w:lang/>
           <w14:ligatures w14:val="standardContextual"/>
         </w:rPr>
       </w:pPr>
@@ -2855,7 +2827,6 @@
           <w:noProof/>
           <w:kern w:val="2"/>
           <w:sz w:val="24"/>
-          <w:lang/>
           <w14:ligatures w14:val="standardContextual"/>
         </w:rPr>
       </w:pPr>
@@ -2928,7 +2899,6 @@
           <w:noProof/>
           <w:kern w:val="2"/>
           <w:sz w:val="24"/>
-          <w:lang/>
           <w14:ligatures w14:val="standardContextual"/>
         </w:rPr>
       </w:pPr>
@@ -3001,7 +2971,6 @@
           <w:noProof/>
           <w:kern w:val="2"/>
           <w:sz w:val="24"/>
-          <w:lang/>
           <w14:ligatures w14:val="standardContextual"/>
         </w:rPr>
       </w:pPr>
@@ -3074,7 +3043,6 @@
           <w:noProof/>
           <w:kern w:val="2"/>
           <w:sz w:val="24"/>
-          <w:lang/>
           <w14:ligatures w14:val="standardContextual"/>
         </w:rPr>
       </w:pPr>
@@ -3147,7 +3115,6 @@
           <w:noProof/>
           <w:kern w:val="2"/>
           <w:sz w:val="24"/>
-          <w:lang/>
           <w14:ligatures w14:val="standardContextual"/>
         </w:rPr>
       </w:pPr>
@@ -3220,7 +3187,6 @@
           <w:noProof/>
           <w:kern w:val="2"/>
           <w:sz w:val="24"/>
-          <w:lang/>
           <w14:ligatures w14:val="standardContextual"/>
         </w:rPr>
       </w:pPr>
@@ -3293,7 +3259,6 @@
           <w:noProof/>
           <w:kern w:val="2"/>
           <w:sz w:val="24"/>
-          <w:lang/>
           <w14:ligatures w14:val="standardContextual"/>
         </w:rPr>
       </w:pPr>
@@ -3366,7 +3331,6 @@
           <w:noProof/>
           <w:kern w:val="2"/>
           <w:sz w:val="24"/>
-          <w:lang/>
           <w14:ligatures w14:val="standardContextual"/>
         </w:rPr>
       </w:pPr>
@@ -3439,7 +3403,6 @@
           <w:noProof/>
           <w:kern w:val="2"/>
           <w:sz w:val="24"/>
-          <w:lang/>
           <w14:ligatures w14:val="standardContextual"/>
         </w:rPr>
       </w:pPr>
@@ -3512,7 +3475,6 @@
           <w:noProof/>
           <w:kern w:val="2"/>
           <w:sz w:val="24"/>
-          <w:lang/>
           <w14:ligatures w14:val="standardContextual"/>
         </w:rPr>
       </w:pPr>
@@ -3585,7 +3547,6 @@
           <w:noProof/>
           <w:kern w:val="2"/>
           <w:sz w:val="24"/>
-          <w:lang/>
           <w14:ligatures w14:val="standardContextual"/>
         </w:rPr>
       </w:pPr>
@@ -3658,7 +3619,6 @@
           <w:noProof/>
           <w:kern w:val="2"/>
           <w:sz w:val="24"/>
-          <w:lang/>
           <w14:ligatures w14:val="standardContextual"/>
         </w:rPr>
       </w:pPr>
@@ -3731,7 +3691,6 @@
           <w:noProof/>
           <w:kern w:val="2"/>
           <w:sz w:val="24"/>
-          <w:lang/>
           <w14:ligatures w14:val="standardContextual"/>
         </w:rPr>
       </w:pPr>
@@ -3804,7 +3763,6 @@
           <w:noProof/>
           <w:kern w:val="2"/>
           <w:sz w:val="24"/>
-          <w:lang/>
           <w14:ligatures w14:val="standardContextual"/>
         </w:rPr>
       </w:pPr>
@@ -3877,7 +3835,6 @@
           <w:noProof/>
           <w:kern w:val="2"/>
           <w:sz w:val="24"/>
-          <w:lang/>
           <w14:ligatures w14:val="standardContextual"/>
         </w:rPr>
       </w:pPr>
@@ -3950,7 +3907,6 @@
           <w:noProof/>
           <w:kern w:val="2"/>
           <w:sz w:val="24"/>
-          <w:lang/>
           <w14:ligatures w14:val="standardContextual"/>
         </w:rPr>
       </w:pPr>
@@ -4023,7 +3979,6 @@
           <w:noProof/>
           <w:kern w:val="2"/>
           <w:sz w:val="24"/>
-          <w:lang/>
           <w14:ligatures w14:val="standardContextual"/>
         </w:rPr>
       </w:pPr>
@@ -4096,7 +4051,6 @@
           <w:noProof/>
           <w:kern w:val="2"/>
           <w:sz w:val="24"/>
-          <w:lang/>
           <w14:ligatures w14:val="standardContextual"/>
         </w:rPr>
       </w:pPr>
@@ -4169,7 +4123,6 @@
           <w:noProof/>
           <w:kern w:val="2"/>
           <w:sz w:val="24"/>
-          <w:lang/>
           <w14:ligatures w14:val="standardContextual"/>
         </w:rPr>
       </w:pPr>
@@ -4242,7 +4195,6 @@
           <w:noProof/>
           <w:kern w:val="2"/>
           <w:sz w:val="24"/>
-          <w:lang/>
           <w14:ligatures w14:val="standardContextual"/>
         </w:rPr>
       </w:pPr>
@@ -4315,7 +4267,6 @@
           <w:noProof/>
           <w:kern w:val="2"/>
           <w:sz w:val="24"/>
-          <w:lang/>
           <w14:ligatures w14:val="standardContextual"/>
         </w:rPr>
       </w:pPr>
@@ -4388,7 +4339,6 @@
           <w:noProof/>
           <w:kern w:val="2"/>
           <w:sz w:val="24"/>
-          <w:lang/>
           <w14:ligatures w14:val="standardContextual"/>
         </w:rPr>
       </w:pPr>
@@ -4461,7 +4411,6 @@
           <w:noProof/>
           <w:kern w:val="2"/>
           <w:sz w:val="24"/>
-          <w:lang/>
           <w14:ligatures w14:val="standardContextual"/>
         </w:rPr>
       </w:pPr>
@@ -4534,7 +4483,6 @@
           <w:noProof/>
           <w:kern w:val="2"/>
           <w:sz w:val="24"/>
-          <w:lang/>
           <w14:ligatures w14:val="standardContextual"/>
         </w:rPr>
       </w:pPr>
@@ -4607,7 +4555,6 @@
           <w:noProof/>
           <w:kern w:val="2"/>
           <w:sz w:val="24"/>
-          <w:lang/>
           <w14:ligatures w14:val="standardContextual"/>
         </w:rPr>
       </w:pPr>
@@ -4680,7 +4627,6 @@
           <w:noProof/>
           <w:kern w:val="2"/>
           <w:sz w:val="24"/>
-          <w:lang/>
           <w14:ligatures w14:val="standardContextual"/>
         </w:rPr>
       </w:pPr>
@@ -4753,7 +4699,6 @@
           <w:noProof/>
           <w:kern w:val="2"/>
           <w:sz w:val="24"/>
-          <w:lang/>
           <w14:ligatures w14:val="standardContextual"/>
         </w:rPr>
       </w:pPr>
@@ -4826,7 +4771,6 @@
           <w:noProof/>
           <w:kern w:val="2"/>
           <w:sz w:val="24"/>
-          <w:lang/>
           <w14:ligatures w14:val="standardContextual"/>
         </w:rPr>
       </w:pPr>
@@ -4899,7 +4843,6 @@
           <w:noProof/>
           <w:kern w:val="2"/>
           <w:sz w:val="24"/>
-          <w:lang/>
           <w14:ligatures w14:val="standardContextual"/>
         </w:rPr>
       </w:pPr>
@@ -4972,7 +4915,6 @@
           <w:noProof/>
           <w:kern w:val="2"/>
           <w:sz w:val="24"/>
-          <w:lang/>
           <w14:ligatures w14:val="standardContextual"/>
         </w:rPr>
       </w:pPr>
@@ -5045,7 +4987,6 @@
           <w:noProof/>
           <w:kern w:val="2"/>
           <w:sz w:val="24"/>
-          <w:lang/>
           <w14:ligatures w14:val="standardContextual"/>
         </w:rPr>
       </w:pPr>
@@ -5118,7 +5059,6 @@
           <w:noProof/>
           <w:kern w:val="2"/>
           <w:sz w:val="24"/>
-          <w:lang/>
           <w14:ligatures w14:val="standardContextual"/>
         </w:rPr>
       </w:pPr>
@@ -5191,7 +5131,6 @@
           <w:noProof/>
           <w:kern w:val="2"/>
           <w:sz w:val="24"/>
-          <w:lang/>
           <w14:ligatures w14:val="standardContextual"/>
         </w:rPr>
       </w:pPr>
@@ -5264,7 +5203,6 @@
           <w:noProof/>
           <w:kern w:val="2"/>
           <w:sz w:val="24"/>
-          <w:lang/>
           <w14:ligatures w14:val="standardContextual"/>
         </w:rPr>
       </w:pPr>
@@ -5337,7 +5275,6 @@
           <w:noProof/>
           <w:kern w:val="2"/>
           <w:sz w:val="24"/>
-          <w:lang/>
           <w14:ligatures w14:val="standardContextual"/>
         </w:rPr>
       </w:pPr>
@@ -5410,7 +5347,6 @@
           <w:noProof/>
           <w:kern w:val="2"/>
           <w:sz w:val="24"/>
-          <w:lang/>
           <w14:ligatures w14:val="standardContextual"/>
         </w:rPr>
       </w:pPr>
@@ -5480,319 +5416,319 @@
         <w:lastRenderedPageBreak/>
         <w:fldChar w:fldCharType="end"/>
       </w:r>
-      <w:bookmarkStart w:id="5" w:name="list-of-tables"/>
-      <w:bookmarkStart w:id="6" w:name="_Toc231913422"/>
-      <w:bookmarkEnd w:id="2"/>
+      <w:bookmarkStart w:id="5" w:name="_Toc231913422"/>
+      <w:bookmarkStart w:id="6" w:name="list-of-tables"/>
+      <w:bookmarkEnd w:id="3"/>
       <w:r>
         <w:t>List of Tables</w:t>
       </w:r>
+      <w:bookmarkEnd w:id="5"/>
+    </w:p>
+    <w:p>
+      <w:pPr>
+        <w:pStyle w:val="FirstParagraph"/>
+      </w:pPr>
+      <w:r>
+        <w:t>Table 3.1 Systematic Gap Mapping in Information Shock Decision Support</w:t>
+      </w:r>
+    </w:p>
+    <w:p>
+      <w:pPr>
+        <w:pStyle w:val="BodyText"/>
+      </w:pPr>
+      <w:r>
+        <w:t>Table 3.2 Shock Score Benchmarking Against Existing Measures</w:t>
+      </w:r>
+    </w:p>
+    <w:p>
+      <w:pPr>
+        <w:pStyle w:val="BodyText"/>
+      </w:pPr>
+      <w:r>
+        <w:t>Table 4.1 Portfolio Universe</w:t>
+      </w:r>
+    </w:p>
+    <w:p>
+      <w:pPr>
+        <w:pStyle w:val="BodyText"/>
+      </w:pPr>
+      <w:r>
+        <w:t>Table 4.2 Secondary Data Sources</w:t>
+      </w:r>
+    </w:p>
+    <w:p>
+      <w:pPr>
+        <w:pStyle w:val="BodyText"/>
+      </w:pPr>
+      <w:r>
+        <w:t>Table 4.3 Scenario Selection Balance Constraints</w:t>
+      </w:r>
+    </w:p>
+    <w:p>
+      <w:pPr>
+        <w:pStyle w:val="BodyText"/>
+      </w:pPr>
+      <w:r>
+        <w:t>Table 4.4 Shock Score Components</w:t>
+      </w:r>
+    </w:p>
+    <w:p>
+      <w:pPr>
+        <w:pStyle w:val="BodyText"/>
+      </w:pPr>
+      <w:r>
+        <w:t>Table 4.5 Shock Score Dashboard Components</w:t>
+      </w:r>
+    </w:p>
+    <w:p>
+      <w:pPr>
+        <w:pStyle w:val="BodyText"/>
+      </w:pPr>
+      <w:r>
+        <w:t>Table 4.6 Counterbalancing Design</w:t>
+      </w:r>
+    </w:p>
+    <w:p>
+      <w:pPr>
+        <w:pStyle w:val="BodyText"/>
+      </w:pPr>
+      <w:r>
+        <w:t>Table 4.7 Survey Response Summary</w:t>
+      </w:r>
+    </w:p>
+    <w:p>
+      <w:pPr>
+        <w:pStyle w:val="BodyText"/>
+      </w:pPr>
+      <w:r>
+        <w:t>Table 4.8 Pilot Feedback Questions</w:t>
+      </w:r>
+    </w:p>
+    <w:p>
+      <w:pPr>
+        <w:pStyle w:val="BodyText"/>
+      </w:pPr>
+      <w:r>
+        <w:t>Table 5.1 Respondent Demographics</w:t>
+      </w:r>
+    </w:p>
+    <w:p>
+      <w:pPr>
+        <w:pStyle w:val="BodyText"/>
+      </w:pPr>
+      <w:r>
+        <w:t>Table 5.2 Shock Score PCA Diagnostics — First Principal Component</w:t>
+      </w:r>
+    </w:p>
+    <w:p>
+      <w:pPr>
+        <w:pStyle w:val="BodyText"/>
+      </w:pPr>
+      <w:r>
+        <w:t>Table 5.3 Final Scenario Selection Across Survey Blocks</w:t>
+      </w:r>
+    </w:p>
+    <w:p>
+      <w:pPr>
+        <w:pStyle w:val="BodyText"/>
+      </w:pPr>
+      <w:r>
+        <w:t>Table 5.4 NRS Response Frequency Distribution</w:t>
+      </w:r>
+    </w:p>
+    <w:p>
+      <w:pPr>
+        <w:pStyle w:val="BodyText"/>
+      </w:pPr>
+      <w:r>
+        <w:t>Table 5.5 Instrument Reliability – Mean ICC(2,1) by Block</w:t>
+      </w:r>
+    </w:p>
+    <w:p>
+      <w:pPr>
+        <w:pStyle w:val="BodyText"/>
+      </w:pPr>
+      <w:r>
+        <w:t>Table 5.6 OLS Residual Normality – Primary H1 Regression</w:t>
+      </w:r>
+    </w:p>
+    <w:p>
+      <w:pPr>
+        <w:pStyle w:val="BodyText"/>
+      </w:pPr>
+      <w:r>
+        <w:t>Table 5.7 H1 Primary Regression Result</w:t>
+      </w:r>
+    </w:p>
+    <w:p>
+      <w:pPr>
+        <w:pStyle w:val="BodyText"/>
+      </w:pPr>
+      <w:r>
+        <w:t>Table 5.8 H1 Robustness Specification Results</w:t>
+      </w:r>
+    </w:p>
+    <w:p>
+      <w:pPr>
+        <w:pStyle w:val="BodyText"/>
+      </w:pPr>
+      <w:r>
+        <w:t>Table 5.9 H2 Portfolio Analysis Results</w:t>
+      </w:r>
+    </w:p>
+    <w:p>
+      <w:pPr>
+        <w:pStyle w:val="BodyText"/>
+      </w:pPr>
+      <w:r>
+        <w:t>Table 5.10 NRS–Sentiment Alignment by Group</w:t>
+      </w:r>
+    </w:p>
+    <w:p>
+      <w:pPr>
+        <w:pStyle w:val="Heading1"/>
+      </w:pPr>
+      <w:bookmarkStart w:id="7" w:name="_Toc231913423"/>
+      <w:bookmarkStart w:id="8" w:name="list-of-figures"/>
       <w:bookmarkEnd w:id="6"/>
-    </w:p>
-    <w:p>
-      <w:pPr>
-        <w:pStyle w:val="FirstParagraph"/>
-      </w:pPr>
-      <w:r>
-        <w:t>Table 3.1 Systematic Gap Mapping in Information Shock Decision Support</w:t>
-      </w:r>
-    </w:p>
-    <w:p>
-      <w:pPr>
-        <w:pStyle w:val="BodyText"/>
-      </w:pPr>
-      <w:r>
-        <w:t>Table 3.2 Shock Score Benchmarking Against Existing Measures</w:t>
-      </w:r>
-    </w:p>
-    <w:p>
-      <w:pPr>
-        <w:pStyle w:val="BodyText"/>
-      </w:pPr>
-      <w:r>
-        <w:t>Table 4.1 Portfolio Universe</w:t>
-      </w:r>
-    </w:p>
-    <w:p>
-      <w:pPr>
-        <w:pStyle w:val="BodyText"/>
-      </w:pPr>
-      <w:r>
-        <w:t>Table 4.2 Secondary Data Sources</w:t>
-      </w:r>
-    </w:p>
-    <w:p>
-      <w:pPr>
-        <w:pStyle w:val="BodyText"/>
-      </w:pPr>
-      <w:r>
-        <w:t>Table 4.3 Scenario Selection Balance Constraints</w:t>
-      </w:r>
-    </w:p>
-    <w:p>
-      <w:pPr>
-        <w:pStyle w:val="BodyText"/>
-      </w:pPr>
-      <w:r>
-        <w:t>Table 4.4 Shock Score Components</w:t>
-      </w:r>
-    </w:p>
-    <w:p>
-      <w:pPr>
-        <w:pStyle w:val="BodyText"/>
-      </w:pPr>
-      <w:r>
-        <w:t>Table 4.5 Shock Score Dashboard Components</w:t>
-      </w:r>
-    </w:p>
-    <w:p>
-      <w:pPr>
-        <w:pStyle w:val="BodyText"/>
-      </w:pPr>
-      <w:r>
-        <w:t>Table 4.6 Counterbalancing Design</w:t>
-      </w:r>
-    </w:p>
-    <w:p>
-      <w:pPr>
-        <w:pStyle w:val="BodyText"/>
-      </w:pPr>
-      <w:r>
-        <w:t>Table 4.7 Survey Response Summary</w:t>
-      </w:r>
-    </w:p>
-    <w:p>
-      <w:pPr>
-        <w:pStyle w:val="BodyText"/>
-      </w:pPr>
-      <w:r>
-        <w:t>Table 4.8 Pilot Feedback Questions</w:t>
-      </w:r>
-    </w:p>
-    <w:p>
-      <w:pPr>
-        <w:pStyle w:val="BodyText"/>
-      </w:pPr>
-      <w:r>
-        <w:t>Table 5.1 Respondent Demographics</w:t>
-      </w:r>
-    </w:p>
-    <w:p>
-      <w:pPr>
-        <w:pStyle w:val="BodyText"/>
-      </w:pPr>
-      <w:r>
-        <w:t>Table 5.2 Shock Score PCA Diagnostics — First Principal Component</w:t>
-      </w:r>
-    </w:p>
-    <w:p>
-      <w:pPr>
-        <w:pStyle w:val="BodyText"/>
-      </w:pPr>
-      <w:r>
-        <w:t>Table 5.3 Final Scenario Selection Across Survey Blocks</w:t>
-      </w:r>
-    </w:p>
-    <w:p>
-      <w:pPr>
-        <w:pStyle w:val="BodyText"/>
-      </w:pPr>
-      <w:r>
-        <w:t>Table 5.4 NRS Response Frequency Distribution</w:t>
-      </w:r>
-    </w:p>
-    <w:p>
-      <w:pPr>
-        <w:pStyle w:val="BodyText"/>
-      </w:pPr>
-      <w:r>
-        <w:t>Table 5.5 Instrument Reliability – Mean ICC(2,1) by Block</w:t>
-      </w:r>
-    </w:p>
-    <w:p>
-      <w:pPr>
-        <w:pStyle w:val="BodyText"/>
-      </w:pPr>
-      <w:r>
-        <w:t>Table 5.6 OLS Residual Normality – Primary H1 Regression</w:t>
-      </w:r>
-    </w:p>
-    <w:p>
-      <w:pPr>
-        <w:pStyle w:val="BodyText"/>
-      </w:pPr>
-      <w:r>
-        <w:t>Table 5.7 H1 Primary Regression Result</w:t>
-      </w:r>
-    </w:p>
-    <w:p>
-      <w:pPr>
-        <w:pStyle w:val="BodyText"/>
-      </w:pPr>
-      <w:r>
-        <w:t>Table 5.8 H1 Robustness Specification Results</w:t>
-      </w:r>
-    </w:p>
-    <w:p>
-      <w:pPr>
-        <w:pStyle w:val="BodyText"/>
-      </w:pPr>
-      <w:r>
-        <w:t>Table 5.9 H2 Portfolio Analysis Results</w:t>
-      </w:r>
-    </w:p>
-    <w:p>
-      <w:pPr>
-        <w:pStyle w:val="BodyText"/>
-      </w:pPr>
-      <w:r>
-        <w:t>Table 5.10 NRS–Sentiment Alignment by Group</w:t>
-      </w:r>
-    </w:p>
-    <w:p>
-      <w:pPr>
-        <w:pStyle w:val="Heading1"/>
-      </w:pPr>
-      <w:bookmarkStart w:id="7" w:name="list-of-figures"/>
-      <w:bookmarkStart w:id="8" w:name="_Toc231913423"/>
-      <w:bookmarkEnd w:id="5"/>
       <w:r>
         <w:lastRenderedPageBreak/>
         <w:t>List of Figures</w:t>
       </w:r>
+      <w:bookmarkEnd w:id="7"/>
+    </w:p>
+    <w:p>
+      <w:pPr>
+        <w:pStyle w:val="FirstParagraph"/>
+      </w:pPr>
+      <w:r>
+        <w:t>Figure 2.1 Intraday Price Movement of Meta Platforms Inc.</w:t>
+      </w:r>
+    </w:p>
+    <w:p>
+      <w:pPr>
+        <w:pStyle w:val="BodyText"/>
+      </w:pPr>
+      <w:r>
+        <w:t>Figure 2.2 Causal Logic of the Study Design</w:t>
+      </w:r>
+    </w:p>
+    <w:p>
+      <w:pPr>
+        <w:pStyle w:val="BodyText"/>
+      </w:pPr>
+      <w:r>
+        <w:t>Figure 4.1 Conceptual Framework – Research Design Operationalization</w:t>
+      </w:r>
+    </w:p>
+    <w:p>
+      <w:pPr>
+        <w:pStyle w:val="BodyText"/>
+      </w:pPr>
+      <w:r>
+        <w:t>Figure 4.2 Shock Score Composite Construction</w:t>
+      </w:r>
+    </w:p>
+    <w:p>
+      <w:pPr>
+        <w:pStyle w:val="BodyText"/>
+      </w:pPr>
+      <w:r>
+        <w:t>Figure 4.3 Example Scenario Presentation in the Treatment Condition</w:t>
+      </w:r>
+    </w:p>
+    <w:p>
+      <w:pPr>
+        <w:pStyle w:val="BodyText"/>
+      </w:pPr>
+      <w:r>
+        <w:t>Figure 5.1 Sample Composition by Institution Type and AUM Category</w:t>
+      </w:r>
+    </w:p>
+    <w:p>
+      <w:pPr>
+        <w:pStyle w:val="BodyText"/>
+      </w:pPr>
+      <w:r>
+        <w:t>Figure 5.2 Distribution of Net Risk Stance Responses</w:t>
+      </w:r>
+    </w:p>
+    <w:p>
+      <w:pPr>
+        <w:pStyle w:val="BodyText"/>
+      </w:pPr>
+      <w:r>
+        <w:t>Figure 5.3 Net Risk Stance Distribution by Experimental Condition</w:t>
+      </w:r>
+    </w:p>
+    <w:p>
+      <w:pPr>
+        <w:pStyle w:val="BodyText"/>
+      </w:pPr>
+      <w:r>
+        <w:t>Figure 5.4 Distribution of the Composite Shock Score</w:t>
+      </w:r>
+    </w:p>
+    <w:p>
+      <w:pPr>
+        <w:pStyle w:val="BodyText"/>
+      </w:pPr>
+      <w:r>
+        <w:t>Figure 5.5 Composite Shock Score Versus Actual Realized Horizon Return Across 24 Scenarios</w:t>
+      </w:r>
+    </w:p>
+    <w:p>
+      <w:pPr>
+        <w:pStyle w:val="BodyText"/>
+      </w:pPr>
+      <w:r>
+        <w:t>Figure 5.6 Residual-Normality Diagnostics for the Primary H1 Regression</w:t>
+      </w:r>
+    </w:p>
+    <w:p>
+      <w:pPr>
+        <w:pStyle w:val="BodyText"/>
+      </w:pPr>
+      <w:r>
+        <w:t>Figure 5.7 Forest Plot of OLS Regression Coefficients for the Four Shock Score Components</w:t>
+      </w:r>
+    </w:p>
+    <w:p>
+      <w:pPr>
+        <w:pStyle w:val="BodyText"/>
+      </w:pPr>
+      <w:r>
+        <w:t>Figure 5.8 Sharpe Ratio Comparison Across Experimental Conditions</w:t>
+      </w:r>
+    </w:p>
+    <w:p>
+      <w:pPr>
+        <w:pStyle w:val="BodyText"/>
+      </w:pPr>
+      <w:r>
+        <w:t>Figure 5.9 Mean NRS by Shock Score Quintile and Experimental Condition</w:t>
+      </w:r>
+    </w:p>
+    <w:p>
+      <w:pPr>
+        <w:pStyle w:val="BodyText"/>
+      </w:pPr>
+      <w:r>
+        <w:t>Figure 5.10 NRS–Sentiment Alignment Rate by Sentiment Category</w:t>
+      </w:r>
+    </w:p>
+    <w:p>
+      <w:pPr>
+        <w:pStyle w:val="Heading1"/>
+      </w:pPr>
+      <w:bookmarkStart w:id="9" w:name="_Toc231913424"/>
+      <w:bookmarkStart w:id="10" w:name="list-of-abbreviations-and-acronyms"/>
       <w:bookmarkEnd w:id="8"/>
-    </w:p>
-    <w:p>
-      <w:pPr>
-        <w:pStyle w:val="FirstParagraph"/>
-      </w:pPr>
-      <w:r>
-        <w:t>Figure 2.1 Intraday Price Movement of Meta Platforms Inc.</w:t>
-      </w:r>
-    </w:p>
-    <w:p>
-      <w:pPr>
-        <w:pStyle w:val="BodyText"/>
-      </w:pPr>
-      <w:r>
-        <w:t>Figure 2.2 Causal Logic of the Study Design</w:t>
-      </w:r>
-    </w:p>
-    <w:p>
-      <w:pPr>
-        <w:pStyle w:val="BodyText"/>
-      </w:pPr>
-      <w:r>
-        <w:t>Figure 4.1 Conceptual Framework – Research Design Operationalization</w:t>
-      </w:r>
-    </w:p>
-    <w:p>
-      <w:pPr>
-        <w:pStyle w:val="BodyText"/>
-      </w:pPr>
-      <w:r>
-        <w:t>Figure 4.2 Shock Score Composite Construction</w:t>
-      </w:r>
-    </w:p>
-    <w:p>
-      <w:pPr>
-        <w:pStyle w:val="BodyText"/>
-      </w:pPr>
-      <w:r>
-        <w:t>Figure 4.3 Example Scenario Presentation in the Treatment Condition</w:t>
-      </w:r>
-    </w:p>
-    <w:p>
-      <w:pPr>
-        <w:pStyle w:val="BodyText"/>
-      </w:pPr>
-      <w:r>
-        <w:t>Figure 5.1 Sample Composition by Institution Type and AUM Category</w:t>
-      </w:r>
-    </w:p>
-    <w:p>
-      <w:pPr>
-        <w:pStyle w:val="BodyText"/>
-      </w:pPr>
-      <w:r>
-        <w:t>Figure 5.2 Distribution of Net Risk Stance Responses</w:t>
-      </w:r>
-    </w:p>
-    <w:p>
-      <w:pPr>
-        <w:pStyle w:val="BodyText"/>
-      </w:pPr>
-      <w:r>
-        <w:t>Figure 5.3 Net Risk Stance Distribution by Experimental Condition</w:t>
-      </w:r>
-    </w:p>
-    <w:p>
-      <w:pPr>
-        <w:pStyle w:val="BodyText"/>
-      </w:pPr>
-      <w:r>
-        <w:t>Figure 5.4 Distribution of the Composite Shock Score</w:t>
-      </w:r>
-    </w:p>
-    <w:p>
-      <w:pPr>
-        <w:pStyle w:val="BodyText"/>
-      </w:pPr>
-      <w:r>
-        <w:t>Figure 5.5 Composite Shock Score Versus Actual Realized Horizon Return Across 24 Scenarios</w:t>
-      </w:r>
-    </w:p>
-    <w:p>
-      <w:pPr>
-        <w:pStyle w:val="BodyText"/>
-      </w:pPr>
-      <w:r>
-        <w:t>Figure 5.6 Residual-Normality Diagnostics for the Primary H1 Regression</w:t>
-      </w:r>
-    </w:p>
-    <w:p>
-      <w:pPr>
-        <w:pStyle w:val="BodyText"/>
-      </w:pPr>
-      <w:r>
-        <w:t>Figure 5.7 Forest Plot of OLS Regression Coefficients for the Four Shock Score Components</w:t>
-      </w:r>
-    </w:p>
-    <w:p>
-      <w:pPr>
-        <w:pStyle w:val="BodyText"/>
-      </w:pPr>
-      <w:r>
-        <w:t>Figure 5.8 Sharpe Ratio Comparison Across Experimental Conditions</w:t>
-      </w:r>
-    </w:p>
-    <w:p>
-      <w:pPr>
-        <w:pStyle w:val="BodyText"/>
-      </w:pPr>
-      <w:r>
-        <w:t>Figure 5.9 Mean NRS by Shock Score Quintile and Experimental Condition</w:t>
-      </w:r>
-    </w:p>
-    <w:p>
-      <w:pPr>
-        <w:pStyle w:val="BodyText"/>
-      </w:pPr>
-      <w:r>
-        <w:t>Figure 5.10 NRS–Sentiment Alignment Rate by Sentiment Category</w:t>
-      </w:r>
-    </w:p>
-    <w:p>
-      <w:pPr>
-        <w:pStyle w:val="Heading1"/>
-      </w:pPr>
-      <w:bookmarkStart w:id="9" w:name="list-of-abbreviations-and-acronyms"/>
-      <w:bookmarkStart w:id="10" w:name="_Toc231913424"/>
-      <w:bookmarkEnd w:id="7"/>
       <w:r>
         <w:lastRenderedPageBreak/>
         <w:t>List of Abbreviations and Acronyms</w:t>
       </w:r>
-      <w:bookmarkEnd w:id="10"/>
+      <w:bookmarkEnd w:id="9"/>
     </w:p>
     <w:tbl>
       <w:tblPr>
@@ -6836,14 +6772,14 @@
       <w:pPr>
         <w:pStyle w:val="Heading1"/>
       </w:pPr>
-      <w:bookmarkStart w:id="11" w:name="executive-summary"/>
-      <w:bookmarkStart w:id="12" w:name="_Toc231913425"/>
-      <w:bookmarkEnd w:id="9"/>
+      <w:bookmarkStart w:id="11" w:name="_Toc231913425"/>
+      <w:bookmarkStart w:id="12" w:name="executive-summary"/>
+      <w:bookmarkEnd w:id="10"/>
       <w:r>
         <w:lastRenderedPageBreak/>
         <w:t>Executive Summary</w:t>
       </w:r>
-      <w:bookmarkEnd w:id="12"/>
+      <w:bookmarkEnd w:id="11"/>
     </w:p>
     <w:p>
       <w:pPr>
@@ -6901,25 +6837,25 @@
       <w:pPr>
         <w:pStyle w:val="Heading1"/>
       </w:pPr>
-      <w:bookmarkStart w:id="13" w:name="chapter-1.-introduction"/>
-      <w:bookmarkStart w:id="14" w:name="_Toc231913426"/>
-      <w:bookmarkEnd w:id="11"/>
+      <w:bookmarkStart w:id="13" w:name="_Toc231913426"/>
+      <w:bookmarkStart w:id="14" w:name="chapter-1.-introduction"/>
+      <w:bookmarkEnd w:id="12"/>
       <w:r>
         <w:lastRenderedPageBreak/>
         <w:t>Chapter 1. Introduction</w:t>
       </w:r>
-      <w:bookmarkEnd w:id="14"/>
+      <w:bookmarkEnd w:id="13"/>
     </w:p>
     <w:p>
       <w:pPr>
         <w:pStyle w:val="Heading2"/>
       </w:pPr>
-      <w:bookmarkStart w:id="15" w:name="background-of-the-problem"/>
-      <w:bookmarkStart w:id="16" w:name="_Toc231913427"/>
+      <w:bookmarkStart w:id="15" w:name="_Toc231913427"/>
+      <w:bookmarkStart w:id="16" w:name="background-of-the-problem"/>
       <w:r>
         <w:t>1.1 Background of the Problem</w:t>
       </w:r>
-      <w:bookmarkEnd w:id="16"/>
+      <w:bookmarkEnd w:id="15"/>
     </w:p>
     <w:p>
       <w:pPr>
@@ -7406,14 +7342,14 @@
       <w:pPr>
         <w:pStyle w:val="Heading2"/>
       </w:pPr>
-      <w:bookmarkStart w:id="20" w:name="background-of-the-study"/>
-      <w:bookmarkStart w:id="21" w:name="_Toc231913428"/>
-      <w:bookmarkEnd w:id="15"/>
+      <w:bookmarkStart w:id="20" w:name="_Toc231913428"/>
+      <w:bookmarkStart w:id="21" w:name="background-of-the-study"/>
+      <w:bookmarkEnd w:id="16"/>
       <w:bookmarkEnd w:id="19"/>
       <w:r>
         <w:t>1.2 Background of the Study</w:t>
       </w:r>
-      <w:bookmarkEnd w:id="21"/>
+      <w:bookmarkEnd w:id="20"/>
     </w:p>
     <w:p>
       <w:pPr>
@@ -7834,14 +7770,14 @@
       <w:pPr>
         <w:pStyle w:val="Heading2"/>
       </w:pPr>
-      <w:bookmarkStart w:id="25" w:name="purpose-of-the-study"/>
-      <w:bookmarkStart w:id="26" w:name="_Toc231913429"/>
-      <w:bookmarkEnd w:id="20"/>
+      <w:bookmarkStart w:id="25" w:name="_Toc231913429"/>
+      <w:bookmarkStart w:id="26" w:name="purpose-of-the-study"/>
+      <w:bookmarkEnd w:id="21"/>
       <w:bookmarkEnd w:id="24"/>
       <w:r>
         <w:t>1.3 Purpose of the Study</w:t>
       </w:r>
-      <w:bookmarkEnd w:id="26"/>
+      <w:bookmarkEnd w:id="25"/>
     </w:p>
     <w:p>
       <w:pPr>
@@ -8038,14 +7974,14 @@
       <w:pPr>
         <w:pStyle w:val="Heading2"/>
       </w:pPr>
-      <w:bookmarkStart w:id="29" w:name="significance-of-the-study"/>
-      <w:bookmarkStart w:id="30" w:name="_Toc231913430"/>
-      <w:bookmarkEnd w:id="25"/>
+      <w:bookmarkStart w:id="29" w:name="_Toc231913430"/>
+      <w:bookmarkStart w:id="30" w:name="significance-of-the-study"/>
+      <w:bookmarkEnd w:id="26"/>
       <w:bookmarkEnd w:id="28"/>
       <w:r>
         <w:t>1.4 Significance of the Study</w:t>
       </w:r>
-      <w:bookmarkEnd w:id="30"/>
+      <w:bookmarkEnd w:id="29"/>
     </w:p>
     <w:p>
       <w:pPr>
@@ -8287,14 +8223,14 @@
       <w:pPr>
         <w:pStyle w:val="Heading2"/>
       </w:pPr>
-      <w:bookmarkStart w:id="34" w:name="scope-and-delimitations"/>
-      <w:bookmarkStart w:id="35" w:name="_Toc231913431"/>
-      <w:bookmarkEnd w:id="29"/>
+      <w:bookmarkStart w:id="34" w:name="_Toc231913431"/>
+      <w:bookmarkStart w:id="35" w:name="scope-and-delimitations"/>
+      <w:bookmarkEnd w:id="30"/>
       <w:bookmarkEnd w:id="33"/>
       <w:r>
         <w:t>1.5 Scope and Delimitations</w:t>
       </w:r>
-      <w:bookmarkEnd w:id="35"/>
+      <w:bookmarkEnd w:id="34"/>
     </w:p>
     <w:p>
       <w:pPr>
@@ -8415,68 +8351,68 @@
       <w:pPr>
         <w:pStyle w:val="Heading2"/>
       </w:pPr>
-      <w:bookmarkStart w:id="39" w:name="structure-of-the-thesis"/>
-      <w:bookmarkStart w:id="40" w:name="_Toc231913432"/>
-      <w:bookmarkEnd w:id="34"/>
+      <w:bookmarkStart w:id="39" w:name="_Toc231913432"/>
+      <w:bookmarkStart w:id="40" w:name="structure-of-the-thesis"/>
+      <w:bookmarkEnd w:id="35"/>
       <w:bookmarkEnd w:id="38"/>
       <w:r>
         <w:lastRenderedPageBreak/>
         <w:t>1.6 Structure of the Thesis</w:t>
       </w:r>
+      <w:bookmarkEnd w:id="39"/>
+    </w:p>
+    <w:p>
+      <w:pPr>
+        <w:pStyle w:val="FirstParagraph"/>
+      </w:pPr>
+      <w:r>
+        <w:t>The thesis is organized into six chapters. Chapter 1, the present chapter, introduces the problem, the motivation for the study, and the scope of the empirical research. Chapter 2 defines the objectives of the study, formulates the research questions and hypothesis statements, presents operational definitions of key terms, and records the assumptions and limitations that bound interpretation of the findings. Chapter 3 reviews the academic literature on behavioral finance, managerial decision-making under uncertainty, structured tools for the mitigation of behavioral bias, and the implications for portfolio management, concluding with a systematic mapping of the gaps in existing research that the study addresses. Chapter 4 documents the research data, the construction of the composite Shock Score, and the design of the primary survey instrument used to collect professional managers’ decision responses. Chapter 5 presents the empirical analysis and statistical results, including descriptive statistics, the principal regression specifications used to evaluate the hypotheses, and robustness checks. Chapter 6 states the conclusions, formulates practical recommendations for portfolio managers and risk governance practitioners, identifies areas for further research, and discusses the ethical considerations and broader societal implications of the findings.</w:t>
+      </w:r>
+    </w:p>
+    <w:p>
+      <w:pPr>
+        <w:pStyle w:val="Heading1"/>
+      </w:pPr>
+      <w:bookmarkStart w:id="41" w:name="_Toc231913433"/>
+      <w:bookmarkStart w:id="42" w:name="chapter-2.-objectives-of-the-study"/>
+      <w:bookmarkEnd w:id="14"/>
       <w:bookmarkEnd w:id="40"/>
-    </w:p>
-    <w:p>
-      <w:pPr>
-        <w:pStyle w:val="FirstParagraph"/>
-      </w:pPr>
-      <w:r>
-        <w:t>The thesis is organized into six chapters. Chapter 1, the present chapter, introduces the problem, the motivation for the study, and the scope of the empirical research. Chapter 2 defines the objectives of the study, formulates the research questions and hypothesis statements, presents operational definitions of key terms, and records the assumptions and limitations that bound interpretation of the findings. Chapter 3 reviews the academic literature on behavioral finance, managerial decision-making under uncertainty, structured tools for the mitigation of behavioral bias, and the implications for portfolio management, concluding with a systematic mapping of the gaps in existing research that the study addresses. Chapter 4 documents the research data, the construction of the composite Shock Score, and the design of the primary survey instrument used to collect professional managers’ decision responses. Chapter 5 presents the empirical analysis and statistical results, including descriptive statistics, the principal regression specifications used to evaluate the hypotheses, and robustness checks. Chapter 6 states the conclusions, formulates practical recommendations for portfolio managers and risk governance practitioners, identifies areas for further research, and discusses the ethical considerations and broader societal implications of the findings.</w:t>
-      </w:r>
-    </w:p>
-    <w:p>
-      <w:pPr>
-        <w:pStyle w:val="Heading1"/>
-      </w:pPr>
-      <w:bookmarkStart w:id="41" w:name="chapter-2.-objectives-of-the-study"/>
-      <w:bookmarkStart w:id="42" w:name="_Toc231913433"/>
-      <w:bookmarkEnd w:id="13"/>
-      <w:bookmarkEnd w:id="39"/>
       <w:r>
         <w:lastRenderedPageBreak/>
         <w:t>Chapter 2. Objectives of the Study</w:t>
       </w:r>
-      <w:bookmarkEnd w:id="42"/>
+      <w:bookmarkEnd w:id="41"/>
     </w:p>
     <w:p>
       <w:pPr>
         <w:pStyle w:val="Heading2"/>
       </w:pPr>
-      <w:bookmarkStart w:id="43" w:name="chapter-introduction"/>
-      <w:bookmarkStart w:id="44" w:name="_Toc231913434"/>
+      <w:bookmarkStart w:id="43" w:name="_Toc231913434"/>
+      <w:bookmarkStart w:id="44" w:name="chapter-introduction"/>
       <w:r>
         <w:t>2.1 Chapter Introduction</w:t>
       </w:r>
+      <w:bookmarkEnd w:id="43"/>
+    </w:p>
+    <w:p>
+      <w:pPr>
+        <w:pStyle w:val="FirstParagraph"/>
+      </w:pPr>
+      <w:r>
+        <w:t>Chapter 2 defines the research scope and agenda for the study. It restates the managerial problem motivating the research (Section 2.2), specifies the objectives that guide the empirical work (Section 2.3), and presents the research questions and hypothesis statements to be evaluated (Sections 2.4 to 2.6). The chapter also provides operational definitions of key terms and records the assumptions and limitations that bound interpretation of the findings (Section 2.8).</w:t>
+      </w:r>
+    </w:p>
+    <w:p>
+      <w:pPr>
+        <w:pStyle w:val="Heading2"/>
+      </w:pPr>
+      <w:bookmarkStart w:id="45" w:name="_Toc231913435"/>
+      <w:bookmarkStart w:id="46" w:name="problem-statement"/>
       <w:bookmarkEnd w:id="44"/>
-    </w:p>
-    <w:p>
-      <w:pPr>
-        <w:pStyle w:val="FirstParagraph"/>
-      </w:pPr>
-      <w:r>
-        <w:t>Chapter 2 defines the research scope and agenda for the study. It restates the managerial problem motivating the research (Section 2.2), specifies the objectives that guide the empirical work (Section 2.3), and presents the research questions and hypothesis statements to be evaluated (Sections 2.4 to 2.6). The chapter also provides operational definitions of key terms and records the assumptions and limitations that bound interpretation of the findings (Section 2.8).</w:t>
-      </w:r>
-    </w:p>
-    <w:p>
-      <w:pPr>
-        <w:pStyle w:val="Heading2"/>
-      </w:pPr>
-      <w:bookmarkStart w:id="45" w:name="problem-statement"/>
-      <w:bookmarkStart w:id="46" w:name="_Toc231913435"/>
-      <w:bookmarkEnd w:id="43"/>
       <w:r>
         <w:t>2.2 Problem Statement</w:t>
       </w:r>
-      <w:bookmarkEnd w:id="46"/>
+      <w:bookmarkEnd w:id="45"/>
     </w:p>
     <w:p>
       <w:pPr>
@@ -9001,15 +8937,15 @@
       <w:pPr>
         <w:pStyle w:val="Heading2"/>
       </w:pPr>
-      <w:bookmarkStart w:id="49" w:name="objectives-of-the-study"/>
-      <w:bookmarkStart w:id="50" w:name="_Toc231913436"/>
-      <w:bookmarkEnd w:id="45"/>
+      <w:bookmarkStart w:id="49" w:name="_Toc231913436"/>
+      <w:bookmarkStart w:id="50" w:name="objectives-of-the-study"/>
+      <w:bookmarkEnd w:id="46"/>
       <w:bookmarkEnd w:id="48"/>
       <w:r>
         <w:lastRenderedPageBreak/>
         <w:t>2.3 Objectives of the Study</w:t>
       </w:r>
-      <w:bookmarkEnd w:id="50"/>
+      <w:bookmarkEnd w:id="49"/>
     </w:p>
     <w:p>
       <w:pPr>
@@ -9442,14 +9378,14 @@
       <w:pPr>
         <w:pStyle w:val="Heading2"/>
       </w:pPr>
-      <w:bookmarkStart w:id="53" w:name="research-questions"/>
-      <w:bookmarkStart w:id="54" w:name="_Toc231913437"/>
-      <w:bookmarkEnd w:id="49"/>
+      <w:bookmarkStart w:id="53" w:name="_Toc231913437"/>
+      <w:bookmarkStart w:id="54" w:name="research-questions"/>
+      <w:bookmarkEnd w:id="50"/>
       <w:bookmarkEnd w:id="52"/>
       <w:r>
         <w:t>2.4 Research Questions</w:t>
       </w:r>
-      <w:bookmarkEnd w:id="54"/>
+      <w:bookmarkEnd w:id="53"/>
     </w:p>
     <w:p>
       <w:pPr>
@@ -9485,13 +9421,13 @@
       <w:pPr>
         <w:pStyle w:val="Heading2"/>
       </w:pPr>
-      <w:bookmarkStart w:id="55" w:name="hypothesis-statements"/>
-      <w:bookmarkStart w:id="56" w:name="_Toc231913438"/>
-      <w:bookmarkEnd w:id="53"/>
+      <w:bookmarkStart w:id="55" w:name="_Toc231913438"/>
+      <w:bookmarkStart w:id="56" w:name="hypothesis-statements"/>
+      <w:bookmarkEnd w:id="54"/>
       <w:r>
         <w:t>2.5 Hypothesis Statement</w:t>
       </w:r>
-      <w:bookmarkEnd w:id="56"/>
+      <w:bookmarkEnd w:id="55"/>
     </w:p>
     <w:p>
       <w:pPr>
@@ -9637,15 +9573,15 @@
       <w:pPr>
         <w:pStyle w:val="Heading2"/>
       </w:pPr>
-      <w:bookmarkStart w:id="59" w:name="definitions-of-key-terms"/>
-      <w:bookmarkStart w:id="60" w:name="_Toc231913439"/>
-      <w:bookmarkEnd w:id="55"/>
+      <w:bookmarkStart w:id="59" w:name="_Toc231913439"/>
+      <w:bookmarkStart w:id="60" w:name="definitions-of-key-terms"/>
+      <w:bookmarkEnd w:id="56"/>
       <w:bookmarkEnd w:id="58"/>
       <w:r>
         <w:lastRenderedPageBreak/>
         <w:t>2.6 Definitions of Key Terms</w:t>
       </w:r>
-      <w:bookmarkEnd w:id="60"/>
+      <w:bookmarkEnd w:id="59"/>
     </w:p>
     <w:p>
       <w:pPr>
@@ -10695,13 +10631,13 @@
       <w:pPr>
         <w:pStyle w:val="Heading2"/>
       </w:pPr>
-      <w:bookmarkStart w:id="61" w:name="assumptions"/>
-      <w:bookmarkStart w:id="62" w:name="_Toc231913440"/>
-      <w:bookmarkEnd w:id="59"/>
+      <w:bookmarkStart w:id="61" w:name="_Toc231913440"/>
+      <w:bookmarkStart w:id="62" w:name="assumptions"/>
+      <w:bookmarkEnd w:id="60"/>
       <w:r>
         <w:t>2.7 Assumptions</w:t>
       </w:r>
-      <w:bookmarkEnd w:id="62"/>
+      <w:bookmarkEnd w:id="61"/>
     </w:p>
     <w:p>
       <w:pPr>
@@ -10804,13 +10740,13 @@
       <w:pPr>
         <w:pStyle w:val="Heading2"/>
       </w:pPr>
-      <w:bookmarkStart w:id="63" w:name="limitations"/>
-      <w:bookmarkStart w:id="64" w:name="_Toc231913441"/>
-      <w:bookmarkEnd w:id="61"/>
+      <w:bookmarkStart w:id="63" w:name="_Toc231913441"/>
+      <w:bookmarkStart w:id="64" w:name="limitations"/>
+      <w:bookmarkEnd w:id="62"/>
       <w:r>
         <w:t>2.8 Limitations</w:t>
       </w:r>
-      <w:bookmarkEnd w:id="64"/>
+      <w:bookmarkEnd w:id="63"/>
     </w:p>
     <w:p>
       <w:pPr>
@@ -11058,13 +10994,13 @@
       <w:pPr>
         <w:pStyle w:val="Heading2"/>
       </w:pPr>
-      <w:bookmarkStart w:id="65" w:name="chapter-conclusion"/>
-      <w:bookmarkStart w:id="66" w:name="_Toc231913442"/>
-      <w:bookmarkEnd w:id="63"/>
+      <w:bookmarkStart w:id="65" w:name="_Toc231913442"/>
+      <w:bookmarkStart w:id="66" w:name="chapter-conclusion"/>
+      <w:bookmarkEnd w:id="64"/>
       <w:r>
         <w:t>2.9 Chapter Conclusion</w:t>
       </w:r>
-      <w:bookmarkEnd w:id="66"/>
+      <w:bookmarkEnd w:id="65"/>
     </w:p>
     <w:p>
       <w:pPr>
@@ -11090,15 +11026,15 @@
       <w:pPr>
         <w:pStyle w:val="Heading1"/>
       </w:pPr>
-      <w:bookmarkStart w:id="67" w:name="chapter-3.-literature-review"/>
-      <w:bookmarkStart w:id="68" w:name="_Toc231913443"/>
-      <w:bookmarkEnd w:id="41"/>
-      <w:bookmarkEnd w:id="65"/>
+      <w:bookmarkStart w:id="67" w:name="_Toc231913443"/>
+      <w:bookmarkStart w:id="68" w:name="chapter-3.-literature-review"/>
+      <w:bookmarkEnd w:id="42"/>
+      <w:bookmarkEnd w:id="66"/>
       <w:r>
         <w:lastRenderedPageBreak/>
         <w:t>Chapter 3. Literature Review</w:t>
       </w:r>
-      <w:bookmarkEnd w:id="68"/>
+      <w:bookmarkEnd w:id="67"/>
     </w:p>
     <w:p>
       <w:pPr>
@@ -11112,12 +11048,12 @@
       <w:pPr>
         <w:pStyle w:val="Heading2"/>
       </w:pPr>
-      <w:bookmarkStart w:id="69" w:name="X446411ce7741dcf9bca3ad420fe62ad0c247590"/>
-      <w:bookmarkStart w:id="70" w:name="_Toc231913444"/>
+      <w:bookmarkStart w:id="69" w:name="_Toc231913444"/>
+      <w:bookmarkStart w:id="70" w:name="X446411ce7741dcf9bca3ad420fe62ad0c247590"/>
       <w:r>
         <w:t>3.1 Link Between Literature and Research Hypotheses</w:t>
       </w:r>
-      <w:bookmarkEnd w:id="70"/>
+      <w:bookmarkEnd w:id="69"/>
     </w:p>
     <w:p>
       <w:pPr>
@@ -11273,13 +11209,13 @@
       <w:pPr>
         <w:pStyle w:val="Heading2"/>
       </w:pPr>
-      <w:bookmarkStart w:id="71" w:name="X262863e72e55a6d2807e0a4ec6181e31e900a3f"/>
-      <w:bookmarkStart w:id="72" w:name="_Toc231913445"/>
-      <w:bookmarkEnd w:id="69"/>
+      <w:bookmarkStart w:id="71" w:name="_Toc231913445"/>
+      <w:bookmarkStart w:id="72" w:name="X262863e72e55a6d2807e0a4ec6181e31e900a3f"/>
+      <w:bookmarkEnd w:id="70"/>
       <w:r>
         <w:t>3.2 Behavioral Biases in Investment Decision-Making</w:t>
       </w:r>
-      <w:bookmarkEnd w:id="72"/>
+      <w:bookmarkEnd w:id="71"/>
     </w:p>
     <w:p>
       <w:pPr>
@@ -12235,14 +12171,14 @@
       <w:pPr>
         <w:pStyle w:val="Heading2"/>
       </w:pPr>
-      <w:bookmarkStart w:id="78" w:name="X382a3d6d7ed0e4d3e9ffcb83b9de1c25d1c7f11"/>
-      <w:bookmarkStart w:id="79" w:name="_Toc231913446"/>
-      <w:bookmarkEnd w:id="71"/>
+      <w:bookmarkStart w:id="78" w:name="_Toc231913446"/>
+      <w:bookmarkStart w:id="79" w:name="X382a3d6d7ed0e4d3e9ffcb83b9de1c25d1c7f11"/>
+      <w:bookmarkEnd w:id="72"/>
       <w:bookmarkEnd w:id="77"/>
       <w:r>
         <w:t>3.3 Managerial Decision-Making Under Uncertainty</w:t>
       </w:r>
-      <w:bookmarkEnd w:id="79"/>
+      <w:bookmarkEnd w:id="78"/>
     </w:p>
     <w:p>
       <w:pPr>
@@ -12709,14 +12645,14 @@
       <w:pPr>
         <w:pStyle w:val="Heading2"/>
       </w:pPr>
-      <w:bookmarkStart w:id="83" w:name="Xa1294a1114faffc2f83c756547fa7775ca115c0"/>
-      <w:bookmarkStart w:id="84" w:name="_Toc231913447"/>
-      <w:bookmarkEnd w:id="78"/>
+      <w:bookmarkStart w:id="83" w:name="_Toc231913447"/>
+      <w:bookmarkStart w:id="84" w:name="Xa1294a1114faffc2f83c756547fa7775ca115c0"/>
+      <w:bookmarkEnd w:id="79"/>
       <w:bookmarkEnd w:id="82"/>
       <w:r>
         <w:t>3.4 Tools to Mitigate Emotional and Behavioral Bias</w:t>
       </w:r>
-      <w:bookmarkEnd w:id="84"/>
+      <w:bookmarkEnd w:id="83"/>
     </w:p>
     <w:p>
       <w:pPr>
@@ -13023,14 +12959,14 @@
       <w:pPr>
         <w:pStyle w:val="Heading2"/>
       </w:pPr>
-      <w:bookmarkStart w:id="88" w:name="implications-for-portfolio-management"/>
-      <w:bookmarkStart w:id="89" w:name="_Toc231913448"/>
-      <w:bookmarkEnd w:id="83"/>
+      <w:bookmarkStart w:id="88" w:name="_Toc231913448"/>
+      <w:bookmarkStart w:id="89" w:name="implications-for-portfolio-management"/>
+      <w:bookmarkEnd w:id="84"/>
       <w:bookmarkEnd w:id="87"/>
       <w:r>
         <w:t>3.5 Implications for Portfolio Management</w:t>
       </w:r>
-      <w:bookmarkEnd w:id="89"/>
+      <w:bookmarkEnd w:id="88"/>
     </w:p>
     <w:p>
       <w:pPr>
@@ -13364,13 +13300,13 @@
       <w:pPr>
         <w:pStyle w:val="Heading2"/>
       </w:pPr>
-      <w:bookmarkStart w:id="90" w:name="Xc534a788407a6a509e878e265a968f215020252"/>
-      <w:bookmarkStart w:id="91" w:name="_Toc231913449"/>
-      <w:bookmarkEnd w:id="88"/>
+      <w:bookmarkStart w:id="90" w:name="_Toc231913449"/>
+      <w:bookmarkStart w:id="91" w:name="Xc534a788407a6a509e878e265a968f215020252"/>
+      <w:bookmarkEnd w:id="89"/>
       <w:r>
         <w:t>3.6 Limitations in Behavioral Finance Research</w:t>
       </w:r>
-      <w:bookmarkEnd w:id="91"/>
+      <w:bookmarkEnd w:id="90"/>
     </w:p>
     <w:p>
       <w:pPr>
@@ -15731,15 +15667,15 @@
       <w:pPr>
         <w:pStyle w:val="Heading2"/>
       </w:pPr>
-      <w:bookmarkStart w:id="96" w:name="chapter-conclusion-1"/>
-      <w:bookmarkStart w:id="97" w:name="_Toc231913450"/>
-      <w:bookmarkEnd w:id="90"/>
+      <w:bookmarkStart w:id="96" w:name="_Toc231913450"/>
+      <w:bookmarkStart w:id="97" w:name="chapter-conclusion-1"/>
+      <w:bookmarkEnd w:id="91"/>
       <w:bookmarkEnd w:id="95"/>
       <w:r>
         <w:lastRenderedPageBreak/>
         <w:t>3.7 Chapter Conclusion</w:t>
       </w:r>
-      <w:bookmarkEnd w:id="97"/>
+      <w:bookmarkEnd w:id="96"/>
     </w:p>
     <w:p>
       <w:pPr>
@@ -15789,54 +15725,54 @@
       <w:pPr>
         <w:pStyle w:val="Heading1"/>
       </w:pPr>
-      <w:bookmarkStart w:id="98" w:name="Xcc1bfbaa80abdb82fa89f2f03f06681cc6e62f9"/>
-      <w:bookmarkStart w:id="99" w:name="_Toc231913451"/>
-      <w:bookmarkEnd w:id="67"/>
-      <w:bookmarkEnd w:id="96"/>
+      <w:bookmarkStart w:id="98" w:name="_Toc231913451"/>
+      <w:bookmarkStart w:id="99" w:name="Xcc1bfbaa80abdb82fa89f2f03f06681cc6e62f9"/>
+      <w:bookmarkEnd w:id="68"/>
+      <w:bookmarkEnd w:id="97"/>
       <w:r>
         <w:lastRenderedPageBreak/>
         <w:t>Chapter 4. Research Data and Primary Data Collection</w:t>
       </w:r>
-      <w:bookmarkEnd w:id="99"/>
+      <w:bookmarkEnd w:id="98"/>
     </w:p>
     <w:p>
       <w:pPr>
         <w:pStyle w:val="Heading2"/>
       </w:pPr>
-      <w:bookmarkStart w:id="100" w:name="chapter-introduction-1"/>
-      <w:bookmarkStart w:id="101" w:name="_Toc231913452"/>
+      <w:bookmarkStart w:id="100" w:name="_Toc231913452"/>
+      <w:bookmarkStart w:id="101" w:name="chapter-introduction-1"/>
       <w:r>
         <w:t>4.1 Chapter Introduction</w:t>
       </w:r>
+      <w:bookmarkEnd w:id="100"/>
+    </w:p>
+    <w:p>
+      <w:pPr>
+        <w:pStyle w:val="FirstParagraph"/>
+      </w:pPr>
+      <w:r>
+        <w:t>This chapter documents the research data, instrument design, and primary data collection process. Section 4.2 establishes the research paradigm and conceptual framework. Section 4.3 presents the market and events data, event screening, Shock Score components, and dashboard. Section 4.4 documents the survey instrument and administration. Section 4.5 specifies the analytical framework. Section 4.6 concludes.</w:t>
+      </w:r>
+    </w:p>
+    <w:p>
+      <w:pPr>
+        <w:pStyle w:val="BodyText"/>
+      </w:pPr>
+      <w:r>
+        <w:t>Primary data are collected through an online scenario-based survey of active equity portfolio managers. Each participant responds to eight information shock scenarios – four without the Shock Score dashboard (ShowSC = 0) and four with the dashboard (ShowSC = 1) – recording their intended portfolio adjustment on the seven-point Net Risk Stance scale defined in Section 2.3.1.</w:t>
+      </w:r>
+    </w:p>
+    <w:p>
+      <w:pPr>
+        <w:pStyle w:val="Heading2"/>
+      </w:pPr>
+      <w:bookmarkStart w:id="102" w:name="_Toc231913453"/>
+      <w:bookmarkStart w:id="103" w:name="research-design"/>
       <w:bookmarkEnd w:id="101"/>
-    </w:p>
-    <w:p>
-      <w:pPr>
-        <w:pStyle w:val="FirstParagraph"/>
-      </w:pPr>
-      <w:r>
-        <w:t>This chapter documents the research data, instrument design, and primary data collection process. Section 4.2 establishes the research paradigm and conceptual framework. Section 4.3 presents the market and events data, event screening, Shock Score components, and dashboard. Section 4.4 documents the survey instrument and administration. Section 4.5 specifies the analytical framework. Section 4.6 concludes.</w:t>
-      </w:r>
-    </w:p>
-    <w:p>
-      <w:pPr>
-        <w:pStyle w:val="BodyText"/>
-      </w:pPr>
-      <w:r>
-        <w:t>Primary data are collected through an online scenario-based survey of active equity portfolio managers. Each participant responds to eight information shock scenarios – four without the Shock Score dashboard (ShowSC = 0) and four with the dashboard (ShowSC = 1) – recording their intended portfolio adjustment on the seven-point Net Risk Stance scale defined in Section 2.3.1.</w:t>
-      </w:r>
-    </w:p>
-    <w:p>
-      <w:pPr>
-        <w:pStyle w:val="Heading2"/>
-      </w:pPr>
-      <w:bookmarkStart w:id="102" w:name="research-design"/>
-      <w:bookmarkStart w:id="103" w:name="_Toc231913453"/>
-      <w:bookmarkEnd w:id="100"/>
       <w:r>
         <w:t>4.2 Research Design</w:t>
       </w:r>
-      <w:bookmarkEnd w:id="103"/>
+      <w:bookmarkEnd w:id="102"/>
     </w:p>
     <w:p>
       <w:pPr>
@@ -16107,14 +16043,14 @@
       <w:pPr>
         <w:pStyle w:val="Heading2"/>
       </w:pPr>
-      <w:bookmarkStart w:id="106" w:name="market-and-events-data"/>
-      <w:bookmarkStart w:id="107" w:name="_Toc231913454"/>
-      <w:bookmarkEnd w:id="102"/>
+      <w:bookmarkStart w:id="106" w:name="_Toc231913454"/>
+      <w:bookmarkStart w:id="107" w:name="market-and-events-data"/>
+      <w:bookmarkEnd w:id="103"/>
       <w:bookmarkEnd w:id="105"/>
       <w:r>
         <w:t>4.3 Market and Events Data</w:t>
       </w:r>
-      <w:bookmarkEnd w:id="107"/>
+      <w:bookmarkEnd w:id="106"/>
     </w:p>
     <w:p>
       <w:pPr>
@@ -24367,14 +24303,14 @@
       <w:pPr>
         <w:pStyle w:val="Heading2"/>
       </w:pPr>
-      <w:bookmarkStart w:id="114" w:name="design-of-the-survey"/>
-      <w:bookmarkStart w:id="115" w:name="_Toc231913455"/>
-      <w:bookmarkEnd w:id="106"/>
+      <w:bookmarkStart w:id="114" w:name="_Toc231913455"/>
+      <w:bookmarkStart w:id="115" w:name="design-of-the-survey"/>
+      <w:bookmarkEnd w:id="107"/>
       <w:bookmarkEnd w:id="113"/>
       <w:r>
         <w:t>4.4 Design of the Survey</w:t>
       </w:r>
-      <w:bookmarkEnd w:id="115"/>
+      <w:bookmarkEnd w:id="114"/>
     </w:p>
     <w:p>
       <w:pPr>
@@ -26167,14 +26103,14 @@
       <w:pPr>
         <w:pStyle w:val="Heading2"/>
       </w:pPr>
-      <w:bookmarkStart w:id="125" w:name="analytical-framework"/>
-      <w:bookmarkStart w:id="126" w:name="_Toc231913456"/>
-      <w:bookmarkEnd w:id="114"/>
+      <w:bookmarkStart w:id="125" w:name="_Toc231913456"/>
+      <w:bookmarkStart w:id="126" w:name="analytical-framework"/>
+      <w:bookmarkEnd w:id="115"/>
       <w:bookmarkEnd w:id="124"/>
       <w:r>
         <w:t>4.5 Analytical Framework</w:t>
       </w:r>
-      <w:bookmarkEnd w:id="126"/>
+      <w:bookmarkEnd w:id="125"/>
     </w:p>
     <w:p>
       <w:pPr>
@@ -28470,14 +28406,14 @@
       <w:pPr>
         <w:pStyle w:val="Heading2"/>
       </w:pPr>
-      <w:bookmarkStart w:id="129" w:name="chapter-conclusion-2"/>
-      <w:bookmarkStart w:id="130" w:name="_Toc231913457"/>
-      <w:bookmarkEnd w:id="125"/>
+      <w:bookmarkStart w:id="129" w:name="_Toc231913457"/>
+      <w:bookmarkStart w:id="130" w:name="chapter-conclusion-2"/>
+      <w:bookmarkEnd w:id="126"/>
       <w:bookmarkEnd w:id="128"/>
       <w:r>
         <w:t>4.6 Chapter Conclusion</w:t>
       </w:r>
-      <w:bookmarkEnd w:id="130"/>
+      <w:bookmarkEnd w:id="129"/>
     </w:p>
     <w:p>
       <w:pPr>
@@ -28539,46 +28475,46 @@
       <w:pPr>
         <w:pStyle w:val="Heading1"/>
       </w:pPr>
-      <w:bookmarkStart w:id="131" w:name="chapter-5.-analysis-and-conclusions"/>
-      <w:bookmarkStart w:id="132" w:name="_Toc231913458"/>
-      <w:bookmarkEnd w:id="98"/>
-      <w:bookmarkEnd w:id="129"/>
+      <w:bookmarkStart w:id="131" w:name="_Toc231913458"/>
+      <w:bookmarkStart w:id="132" w:name="chapter-5.-analysis-and-conclusions"/>
+      <w:bookmarkEnd w:id="99"/>
+      <w:bookmarkEnd w:id="130"/>
       <w:r>
         <w:lastRenderedPageBreak/>
         <w:t>Chapter 5. Analysis and Conclusions</w:t>
       </w:r>
-      <w:bookmarkEnd w:id="132"/>
+      <w:bookmarkEnd w:id="131"/>
     </w:p>
     <w:p>
       <w:pPr>
         <w:pStyle w:val="Heading2"/>
       </w:pPr>
-      <w:bookmarkStart w:id="133" w:name="chapter-introduction-2"/>
-      <w:bookmarkStart w:id="134" w:name="_Toc231913459"/>
+      <w:bookmarkStart w:id="133" w:name="_Toc231913459"/>
+      <w:bookmarkStart w:id="134" w:name="chapter-introduction-2"/>
       <w:r>
         <w:t>5.1 Chapter Introduction</w:t>
       </w:r>
+      <w:bookmarkEnd w:id="133"/>
+    </w:p>
+    <w:p>
+      <w:pPr>
+        <w:pStyle w:val="FirstParagraph"/>
+      </w:pPr>
+      <w:r>
+        <w:t>This chapter presents the empirical analysis and findings of the study. The chapter is organized as follows. Section 5.2 reports descriptive statistics for both the respondent sample and the collected data, including distributional assessments that inform the choice of inferential methods. Section 5.3 presents the scenario selection outcomes. Section 5.4 reports tests for normality and reliability. Section 5.5 conducts the hypothesis tests specified in Section 4.5. Section 5.6 interprets the results. Section 5.7 presents interim conclusions. Section 5.8 concludes the chapter and provides a transition to Chapter 6.</w:t>
+      </w:r>
+    </w:p>
+    <w:p>
+      <w:pPr>
+        <w:pStyle w:val="Heading2"/>
+      </w:pPr>
+      <w:bookmarkStart w:id="135" w:name="_Toc231913460"/>
+      <w:bookmarkStart w:id="136" w:name="descriptive-statistics"/>
       <w:bookmarkEnd w:id="134"/>
-    </w:p>
-    <w:p>
-      <w:pPr>
-        <w:pStyle w:val="FirstParagraph"/>
-      </w:pPr>
-      <w:r>
-        <w:t>This chapter presents the empirical analysis and findings of the study. The chapter is organized as follows. Section 5.2 reports descriptive statistics for both the respondent sample and the collected data, including distributional assessments that inform the choice of inferential methods. Section 5.3 presents the scenario selection outcomes. Section 5.4 reports tests for normality and reliability. Section 5.5 conducts the hypothesis tests specified in Section 4.5. Section 5.6 interprets the results. Section 5.7 presents interim conclusions. Section 5.8 concludes the chapter and provides a transition to Chapter 6.</w:t>
-      </w:r>
-    </w:p>
-    <w:p>
-      <w:pPr>
-        <w:pStyle w:val="Heading2"/>
-      </w:pPr>
-      <w:bookmarkStart w:id="135" w:name="descriptive-statistics"/>
-      <w:bookmarkStart w:id="136" w:name="_Toc231913460"/>
-      <w:bookmarkEnd w:id="133"/>
       <w:r>
         <w:t>5.2 Descriptive Statistics</w:t>
       </w:r>
-      <w:bookmarkEnd w:id="136"/>
+      <w:bookmarkEnd w:id="135"/>
     </w:p>
     <w:p>
       <w:pPr>
@@ -30374,14 +30310,14 @@
       <w:pPr>
         <w:pStyle w:val="Heading2"/>
       </w:pPr>
-      <w:bookmarkStart w:id="140" w:name="scenario-selection-outcomes"/>
-      <w:bookmarkStart w:id="141" w:name="_Toc231913461"/>
-      <w:bookmarkEnd w:id="135"/>
+      <w:bookmarkStart w:id="140" w:name="_Toc231913461"/>
+      <w:bookmarkStart w:id="141" w:name="scenario-selection-outcomes"/>
+      <w:bookmarkEnd w:id="136"/>
       <w:bookmarkEnd w:id="139"/>
       <w:r>
         <w:t>5.3 Scenario Selection Outcomes</w:t>
       </w:r>
-      <w:bookmarkEnd w:id="141"/>
+      <w:bookmarkEnd w:id="140"/>
     </w:p>
     <w:p>
       <w:pPr>
@@ -35960,14 +35896,14 @@
       <w:pPr>
         <w:pStyle w:val="Heading2"/>
       </w:pPr>
-      <w:bookmarkStart w:id="142" w:name="tests-for-normality-and-reliability"/>
-      <w:bookmarkStart w:id="143" w:name="_Toc231913462"/>
-      <w:bookmarkEnd w:id="140"/>
+      <w:bookmarkStart w:id="142" w:name="_Toc231913462"/>
+      <w:bookmarkStart w:id="143" w:name="tests-for-normality-and-reliability"/>
+      <w:bookmarkEnd w:id="141"/>
       <w:r>
         <w:lastRenderedPageBreak/>
         <w:t>5.4 Tests for Normality and Reliability</w:t>
       </w:r>
-      <w:bookmarkEnd w:id="143"/>
+      <w:bookmarkEnd w:id="142"/>
     </w:p>
     <w:p>
       <w:pPr>
@@ -37553,13 +37489,13 @@
       <w:pPr>
         <w:pStyle w:val="Heading2"/>
       </w:pPr>
-      <w:bookmarkStart w:id="144" w:name="hypothesis-testing"/>
-      <w:bookmarkStart w:id="145" w:name="_Toc231913463"/>
-      <w:bookmarkEnd w:id="142"/>
+      <w:bookmarkStart w:id="144" w:name="_Toc231913463"/>
+      <w:bookmarkStart w:id="145" w:name="hypothesis-testing"/>
+      <w:bookmarkEnd w:id="143"/>
       <w:r>
         <w:t>5.5 Hypothesis Testing</w:t>
       </w:r>
-      <w:bookmarkEnd w:id="145"/>
+      <w:bookmarkEnd w:id="144"/>
     </w:p>
     <w:p>
       <w:pPr>
@@ -42968,14 +42904,14 @@
       <w:pPr>
         <w:pStyle w:val="Heading2"/>
       </w:pPr>
-      <w:bookmarkStart w:id="148" w:name="results-interpretation"/>
-      <w:bookmarkStart w:id="149" w:name="_Toc231913464"/>
-      <w:bookmarkEnd w:id="144"/>
+      <w:bookmarkStart w:id="148" w:name="_Toc231913464"/>
+      <w:bookmarkStart w:id="149" w:name="results-interpretation"/>
+      <w:bookmarkEnd w:id="145"/>
       <w:bookmarkEnd w:id="147"/>
       <w:r>
         <w:t>5.6 Results Interpretation</w:t>
       </w:r>
-      <w:bookmarkEnd w:id="149"/>
+      <w:bookmarkEnd w:id="148"/>
     </w:p>
     <w:p>
       <w:pPr>
@@ -43969,14 +43905,14 @@
       <w:pPr>
         <w:pStyle w:val="Heading2"/>
       </w:pPr>
-      <w:bookmarkStart w:id="152" w:name="interim-conclusions"/>
-      <w:bookmarkStart w:id="153" w:name="_Toc231913465"/>
-      <w:bookmarkEnd w:id="148"/>
+      <w:bookmarkStart w:id="152" w:name="_Toc231913465"/>
+      <w:bookmarkStart w:id="153" w:name="interim-conclusions"/>
+      <w:bookmarkEnd w:id="149"/>
       <w:bookmarkEnd w:id="151"/>
       <w:r>
         <w:t>5.7 Interim Conclusions</w:t>
       </w:r>
-      <w:bookmarkEnd w:id="153"/>
+      <w:bookmarkEnd w:id="152"/>
     </w:p>
     <w:p>
       <w:pPr>
@@ -44057,14 +43993,14 @@
       <w:pPr>
         <w:pStyle w:val="Heading2"/>
       </w:pPr>
-      <w:bookmarkStart w:id="154" w:name="limitations-1"/>
-      <w:bookmarkStart w:id="155" w:name="_Toc231913466"/>
-      <w:bookmarkEnd w:id="152"/>
+      <w:bookmarkStart w:id="154" w:name="_Toc231913466"/>
+      <w:bookmarkStart w:id="155" w:name="limitations-1"/>
+      <w:bookmarkEnd w:id="153"/>
       <w:r>
         <w:lastRenderedPageBreak/>
         <w:t>5.8 Limitations</w:t>
       </w:r>
-      <w:bookmarkEnd w:id="155"/>
+      <w:bookmarkEnd w:id="154"/>
     </w:p>
     <w:p>
       <w:pPr>
@@ -44163,14 +44099,14 @@
       <w:pPr>
         <w:pStyle w:val="Heading2"/>
       </w:pPr>
-      <w:bookmarkStart w:id="159" w:name="chapter-conclusion-3"/>
-      <w:bookmarkStart w:id="160" w:name="_Toc231913467"/>
-      <w:bookmarkEnd w:id="154"/>
+      <w:bookmarkStart w:id="159" w:name="_Toc231913467"/>
+      <w:bookmarkStart w:id="160" w:name="chapter-conclusion-3"/>
+      <w:bookmarkEnd w:id="155"/>
       <w:bookmarkEnd w:id="158"/>
       <w:r>
         <w:t>5.9 Chapter Conclusion</w:t>
       </w:r>
-      <w:bookmarkEnd w:id="160"/>
+      <w:bookmarkEnd w:id="159"/>
     </w:p>
     <w:p>
       <w:pPr>
@@ -44220,54 +44156,54 @@
       <w:pPr>
         <w:pStyle w:val="Heading1"/>
       </w:pPr>
-      <w:bookmarkStart w:id="161" w:name="X4f0b4725e6a327e833e7eb26d6f361e0e5cba93"/>
-      <w:bookmarkStart w:id="162" w:name="_Toc231913468"/>
-      <w:bookmarkEnd w:id="131"/>
-      <w:bookmarkEnd w:id="159"/>
+      <w:bookmarkStart w:id="161" w:name="_Toc231913468"/>
+      <w:bookmarkStart w:id="162" w:name="X4f0b4725e6a327e833e7eb26d6f361e0e5cba93"/>
+      <w:bookmarkEnd w:id="132"/>
+      <w:bookmarkEnd w:id="160"/>
       <w:r>
         <w:lastRenderedPageBreak/>
         <w:t>Chapter 6. Conclusions and Recommendations</w:t>
       </w:r>
-      <w:bookmarkEnd w:id="162"/>
+      <w:bookmarkEnd w:id="161"/>
     </w:p>
     <w:p>
       <w:pPr>
         <w:pStyle w:val="Heading2"/>
       </w:pPr>
-      <w:bookmarkStart w:id="163" w:name="chapter-introduction-3"/>
-      <w:bookmarkStart w:id="164" w:name="_Toc231913469"/>
+      <w:bookmarkStart w:id="163" w:name="_Toc231913469"/>
+      <w:bookmarkStart w:id="164" w:name="chapter-introduction-3"/>
       <w:r>
         <w:t>6.1 Chapter Introduction</w:t>
       </w:r>
+      <w:bookmarkEnd w:id="163"/>
+    </w:p>
+    <w:p>
+      <w:pPr>
+        <w:pStyle w:val="FirstParagraph"/>
+      </w:pPr>
+      <w:r>
+        <w:t>This chapter draws together the conclusions of the empirical study and translates them into recommendations, reflections, and broader implications. Building on the literature reviewed in Chapter 3 and the analytical results presented in Chapter 5, the chapter restates the central research questions and hypotheses, summarizes what the secondary and primary research jointly suggest, and locates the contribution of the study within the wider field of behavioral finance and decision support.</w:t>
+      </w:r>
+    </w:p>
+    <w:p>
+      <w:pPr>
+        <w:pStyle w:val="BodyText"/>
+      </w:pPr>
+      <w:r>
+        <w:t>Section 6.2 connects the findings from both the literature review and the empirical analysis. Section 6.3 states the overall conclusions of the study. Section 6.4 presents practical recommendations for portfolio managers and for risk governance practitioners. Section 6.5 identifies areas for further research that emerged during the course of the work. Section 6.6 records lessons learned during the research and writing process. Section 6.7 addresses the ethical considerations raised by the findings, including the responsible use of algorithmic decision support and the risk of automation bias. Section 6.8 discusses the relevance of the study to the United Nations Sustainable Development Goals. Section 6.9 concludes the chapter and the thesis.</w:t>
+      </w:r>
+    </w:p>
+    <w:p>
+      <w:pPr>
+        <w:pStyle w:val="Heading2"/>
+      </w:pPr>
+      <w:bookmarkStart w:id="165" w:name="_Toc231913470"/>
+      <w:bookmarkStart w:id="166" w:name="summary-of-findings"/>
       <w:bookmarkEnd w:id="164"/>
-    </w:p>
-    <w:p>
-      <w:pPr>
-        <w:pStyle w:val="FirstParagraph"/>
-      </w:pPr>
-      <w:r>
-        <w:t>This chapter draws together the conclusions of the empirical study and translates them into recommendations, reflections, and broader implications. Building on the literature reviewed in Chapter 3 and the analytical results presented in Chapter 5, the chapter restates the central research questions and hypotheses, summarizes what the secondary and primary research jointly suggest, and locates the contribution of the study within the wider field of behavioral finance and decision support.</w:t>
-      </w:r>
-    </w:p>
-    <w:p>
-      <w:pPr>
-        <w:pStyle w:val="BodyText"/>
-      </w:pPr>
-      <w:r>
-        <w:t>Section 6.2 connects the findings from both the literature review and the empirical analysis. Section 6.3 states the overall conclusions of the study. Section 6.4 presents practical recommendations for portfolio managers and for risk governance practitioners. Section 6.5 identifies areas for further research that emerged during the course of the work. Section 6.6 records lessons learned during the research and writing process. Section 6.7 addresses the ethical considerations raised by the findings, including the responsible use of algorithmic decision support and the risk of automation bias. Section 6.8 discusses the relevance of the study to the United Nations Sustainable Development Goals. Section 6.9 concludes the chapter and the thesis.</w:t>
-      </w:r>
-    </w:p>
-    <w:p>
-      <w:pPr>
-        <w:pStyle w:val="Heading2"/>
-      </w:pPr>
-      <w:bookmarkStart w:id="165" w:name="summary-of-findings"/>
-      <w:bookmarkStart w:id="166" w:name="_Toc231913470"/>
-      <w:bookmarkEnd w:id="163"/>
       <w:r>
         <w:t>6.2 Summary of Findings</w:t>
       </w:r>
-      <w:bookmarkEnd w:id="166"/>
+      <w:bookmarkEnd w:id="165"/>
     </w:p>
     <w:p>
       <w:pPr>
@@ -44427,7 +44363,16 @@
         <w:pStyle w:val="BodyText"/>
       </w:pPr>
       <w:r>
-        <w:t>The literature converges on a clear gap: no published instrument combines a real-time, ex-ante composite measure of information-shock intensity with an explicit, point-of-decision intervention for individual portfolio managers. The Shock Score is built to fill exactly this gap, drawing its inputs from the same literature – 30-minute intraday price bars (Interactive Brokers), headline news (Benzinga), and FinBERT-derived sentiment scores – operationalized into the four observable components of the composite measure.</w:t>
+        <w:t xml:space="preserve">The </w:t>
+      </w:r>
+      <w:r>
+        <w:t>considered</w:t>
+      </w:r>
+      <w:r>
+        <w:t xml:space="preserve"> </w:t>
+      </w:r>
+      <w:r>
+        <w:t>literature converges on a clear gap: no published instrument combines a real-time, ex-ante composite measure of information-shock intensity with an explicit, point-of-decision intervention for individual portfolio managers. The Shock Score is built to fill exactly this gap, drawing its inputs from the same literature – 30-minute intraday price bars (Interactive Brokers), headline news (Benzinga), and FinBERT-derived sentiment scores – operationalized into the four observable components of the composite measure.</w:t>
       </w:r>
     </w:p>
     <w:p>
@@ -44500,14 +44445,14 @@
       <w:pPr>
         <w:pStyle w:val="Heading2"/>
       </w:pPr>
-      <w:bookmarkStart w:id="169" w:name="overall-conclusions"/>
-      <w:bookmarkStart w:id="170" w:name="_Toc231913471"/>
-      <w:bookmarkEnd w:id="165"/>
+      <w:bookmarkStart w:id="169" w:name="_Toc231913471"/>
+      <w:bookmarkStart w:id="170" w:name="overall-conclusions"/>
+      <w:bookmarkEnd w:id="166"/>
       <w:bookmarkEnd w:id="168"/>
       <w:r>
         <w:t>6.3 Overall Conclusions</w:t>
       </w:r>
-      <w:bookmarkEnd w:id="170"/>
+      <w:bookmarkEnd w:id="169"/>
     </w:p>
     <w:p>
       <w:pPr>
@@ -44733,14 +44678,14 @@
       <w:pPr>
         <w:pStyle w:val="Heading2"/>
       </w:pPr>
-      <w:bookmarkStart w:id="172" w:name="recommendations"/>
-      <w:bookmarkStart w:id="173" w:name="_Toc231913472"/>
-      <w:bookmarkEnd w:id="169"/>
+      <w:bookmarkStart w:id="172" w:name="_Toc231913472"/>
+      <w:bookmarkStart w:id="173" w:name="recommendations"/>
+      <w:bookmarkEnd w:id="170"/>
       <w:bookmarkEnd w:id="171"/>
       <w:r>
         <w:t>6.4 Recommendations</w:t>
       </w:r>
-      <w:bookmarkEnd w:id="173"/>
+      <w:bookmarkEnd w:id="172"/>
     </w:p>
     <w:p>
       <w:pPr>
@@ -44908,13 +44853,13 @@
       <w:pPr>
         <w:pStyle w:val="Heading2"/>
       </w:pPr>
-      <w:bookmarkStart w:id="174" w:name="areas-for-future-research"/>
-      <w:bookmarkStart w:id="175" w:name="_Toc231913473"/>
-      <w:bookmarkEnd w:id="172"/>
+      <w:bookmarkStart w:id="174" w:name="_Toc231913473"/>
+      <w:bookmarkStart w:id="175" w:name="areas-for-future-research"/>
+      <w:bookmarkEnd w:id="173"/>
       <w:r>
         <w:t>6.5 Areas for Future Research</w:t>
       </w:r>
-      <w:bookmarkEnd w:id="175"/>
+      <w:bookmarkEnd w:id="174"/>
     </w:p>
     <w:p>
       <w:pPr>
@@ -45040,13 +44985,13 @@
       <w:pPr>
         <w:pStyle w:val="Heading2"/>
       </w:pPr>
-      <w:bookmarkStart w:id="176" w:name="lessons-learned"/>
-      <w:bookmarkStart w:id="177" w:name="_Toc231913474"/>
-      <w:bookmarkEnd w:id="174"/>
+      <w:bookmarkStart w:id="176" w:name="_Toc231913474"/>
+      <w:bookmarkStart w:id="177" w:name="lessons-learned"/>
+      <w:bookmarkEnd w:id="175"/>
       <w:r>
         <w:t>6.6 Lessons Learned</w:t>
       </w:r>
-      <w:bookmarkEnd w:id="177"/>
+      <w:bookmarkEnd w:id="176"/>
     </w:p>
     <w:p>
       <w:pPr>
@@ -45155,13 +45100,13 @@
       <w:pPr>
         <w:pStyle w:val="Heading2"/>
       </w:pPr>
-      <w:bookmarkStart w:id="178" w:name="ethical-considerations"/>
-      <w:bookmarkStart w:id="179" w:name="_Toc231913475"/>
-      <w:bookmarkEnd w:id="176"/>
+      <w:bookmarkStart w:id="178" w:name="_Toc231913475"/>
+      <w:bookmarkStart w:id="179" w:name="ethical-considerations"/>
+      <w:bookmarkEnd w:id="177"/>
       <w:r>
         <w:t>6.7 Ethical Considerations</w:t>
       </w:r>
-      <w:bookmarkEnd w:id="179"/>
+      <w:bookmarkEnd w:id="178"/>
     </w:p>
     <w:p>
       <w:pPr>
@@ -45274,14 +45219,14 @@
       <w:pPr>
         <w:pStyle w:val="Heading2"/>
       </w:pPr>
-      <w:bookmarkStart w:id="182" w:name="Xa1ebcf8c23709c876a2b1db98cc6cbc5122bd57"/>
-      <w:bookmarkStart w:id="183" w:name="_Toc231913476"/>
-      <w:bookmarkEnd w:id="178"/>
+      <w:bookmarkStart w:id="182" w:name="_Toc231913476"/>
+      <w:bookmarkStart w:id="183" w:name="Xa1ebcf8c23709c876a2b1db98cc6cbc5122bd57"/>
+      <w:bookmarkEnd w:id="179"/>
       <w:bookmarkEnd w:id="181"/>
       <w:r>
         <w:t>6.8 Implications for Sustainable Development Goals</w:t>
       </w:r>
-      <w:bookmarkEnd w:id="183"/>
+      <w:bookmarkEnd w:id="182"/>
     </w:p>
     <w:p>
       <w:pPr>
@@ -45397,14 +45342,14 @@
       <w:pPr>
         <w:pStyle w:val="Heading2"/>
       </w:pPr>
-      <w:bookmarkStart w:id="186" w:name="chapter-conclusion-4"/>
-      <w:bookmarkStart w:id="187" w:name="_Toc231913477"/>
-      <w:bookmarkEnd w:id="182"/>
+      <w:bookmarkStart w:id="186" w:name="_Toc231913477"/>
+      <w:bookmarkStart w:id="187" w:name="chapter-conclusion-4"/>
+      <w:bookmarkEnd w:id="183"/>
       <w:bookmarkEnd w:id="185"/>
       <w:r>
         <w:t>6.9 Chapter Conclusion</w:t>
       </w:r>
-      <w:bookmarkEnd w:id="187"/>
+      <w:bookmarkEnd w:id="186"/>
     </w:p>
     <w:p>
       <w:pPr>
@@ -45438,15 +45383,15 @@
       <w:pPr>
         <w:pStyle w:val="Heading1"/>
       </w:pPr>
-      <w:bookmarkStart w:id="188" w:name="references"/>
-      <w:bookmarkStart w:id="189" w:name="_Toc231913478"/>
-      <w:bookmarkEnd w:id="161"/>
-      <w:bookmarkEnd w:id="186"/>
+      <w:bookmarkStart w:id="188" w:name="_Toc231913478"/>
+      <w:bookmarkStart w:id="189" w:name="references"/>
+      <w:bookmarkEnd w:id="162"/>
+      <w:bookmarkEnd w:id="187"/>
       <w:r>
         <w:lastRenderedPageBreak/>
         <w:t>References</w:t>
       </w:r>
-      <w:bookmarkEnd w:id="189"/>
+      <w:bookmarkEnd w:id="188"/>
     </w:p>
     <w:p>
       <w:pPr>
@@ -47933,9 +47878,9 @@
       <w:pPr>
         <w:pStyle w:val="Heading1"/>
       </w:pPr>
-      <w:bookmarkStart w:id="190" w:name="Xd966f329b11397171faab7f0517ac6afbe87656"/>
-      <w:bookmarkStart w:id="191" w:name="_Toc231913479"/>
-      <w:bookmarkEnd w:id="188"/>
+      <w:bookmarkStart w:id="190" w:name="_Toc231913479"/>
+      <w:bookmarkStart w:id="191" w:name="Xd966f329b11397171faab7f0517ac6afbe87656"/>
+      <w:bookmarkEnd w:id="189"/>
       <w:r>
         <w:rPr>
           <w:noProof/>
@@ -48006,25 +47951,25 @@
       <w:r>
         <w:t>Appendix 1. Thesis Proposal Approval Form</w:t>
       </w:r>
+      <w:bookmarkEnd w:id="190"/>
+    </w:p>
+    <w:p>
+      <w:pPr>
+        <w:pStyle w:val="Compact"/>
+      </w:pPr>
+    </w:p>
+    <w:p>
+      <w:pPr>
+        <w:pStyle w:val="Heading1"/>
+      </w:pPr>
+      <w:bookmarkStart w:id="192" w:name="_Toc231913480"/>
+      <w:bookmarkStart w:id="193" w:name="appendix-2.-ai-disclosure-statement"/>
       <w:bookmarkEnd w:id="191"/>
-    </w:p>
-    <w:p>
-      <w:pPr>
-        <w:pStyle w:val="Compact"/>
-      </w:pPr>
-    </w:p>
-    <w:p>
-      <w:pPr>
-        <w:pStyle w:val="Heading1"/>
-      </w:pPr>
-      <w:bookmarkStart w:id="192" w:name="appendix-2.-ai-disclosure-statement"/>
-      <w:bookmarkStart w:id="193" w:name="_Toc231913480"/>
-      <w:bookmarkEnd w:id="190"/>
       <w:r>
         <w:lastRenderedPageBreak/>
         <w:t>Appendix 2. AI Disclosure Statement</w:t>
       </w:r>
-      <w:bookmarkEnd w:id="193"/>
+      <w:bookmarkEnd w:id="192"/>
     </w:p>
     <w:p>
       <w:pPr>
@@ -48227,14 +48172,14 @@
       <w:pPr>
         <w:pStyle w:val="Heading1"/>
       </w:pPr>
-      <w:bookmarkStart w:id="194" w:name="appendix-3.-thesis-turn-in-checklist"/>
-      <w:bookmarkStart w:id="195" w:name="_Toc231913481"/>
-      <w:bookmarkEnd w:id="192"/>
+      <w:bookmarkStart w:id="194" w:name="_Toc231913481"/>
+      <w:bookmarkStart w:id="195" w:name="appendix-3.-thesis-turn-in-checklist"/>
+      <w:bookmarkEnd w:id="193"/>
       <w:r>
         <w:lastRenderedPageBreak/>
         <w:t>Appendix 3. Thesis Turn-In Checklist</w:t>
       </w:r>
-      <w:bookmarkEnd w:id="195"/>
+      <w:bookmarkEnd w:id="194"/>
     </w:p>
     <w:p>
       <w:pPr>
@@ -49398,14 +49343,14 @@
       <w:pPr>
         <w:pStyle w:val="Heading1"/>
       </w:pPr>
-      <w:bookmarkStart w:id="196" w:name="X50fff2870b2d06df225f5f84b950d31421d01c4"/>
-      <w:bookmarkStart w:id="197" w:name="_Toc231913482"/>
-      <w:bookmarkEnd w:id="194"/>
+      <w:bookmarkStart w:id="196" w:name="_Toc231913482"/>
+      <w:bookmarkStart w:id="197" w:name="X50fff2870b2d06df225f5f84b950d31421d01c4"/>
+      <w:bookmarkEnd w:id="195"/>
       <w:r>
         <w:lastRenderedPageBreak/>
         <w:t>Appendix 4. Survey Questionnaire (Block 2 – Representative Example)</w:t>
       </w:r>
-      <w:bookmarkEnd w:id="197"/>
+      <w:bookmarkEnd w:id="196"/>
     </w:p>
     <w:p>
       <w:pPr>
@@ -50807,7 +50752,7 @@
         </w:rPr>
         <w:t>End of Block 2. Upon completion, respondents were thanked and provided with a contact address for questions. Blocks 1 and 3 were administered as separate survey links.</w:t>
       </w:r>
-      <w:bookmarkEnd w:id="196"/>
+      <w:bookmarkEnd w:id="197"/>
     </w:p>
     <w:sectPr>
       <w:footnotePr>
